--- a/RESULTADOS-DIACUSIÓN LECHUGA.docx
+++ b/RESULTADOS-DIACUSIÓN LECHUGA.docx
@@ -1,6 +1,6 @@
 
 <file path=word/document.xml><?xml version="1.0" encoding="utf-8"?>
-<w:document xmlns:wpc="http://schemas.microsoft.com/office/word/2010/wordprocessingCanvas" xmlns:cx="http://schemas.microsoft.com/office/drawing/2014/chartex" xmlns:cx1="http://schemas.microsoft.com/office/drawing/2015/9/8/chartex" xmlns:cx2="http://schemas.microsoft.com/office/drawing/2015/10/21/chartex" xmlns:cx3="http://schemas.microsoft.com/office/drawing/2016/5/9/chartex" xmlns:cx4="http://schemas.microsoft.com/office/drawing/2016/5/10/chartex" xmlns:cx5="http://schemas.microsoft.com/office/drawing/2016/5/11/chartex" xmlns:cx6="http://schemas.microsoft.com/office/drawing/2016/5/12/chartex" xmlns:cx7="http://schemas.microsoft.com/office/drawing/2016/5/13/chartex" xmlns:cx8="http://schemas.microsoft.com/office/drawing/2016/5/14/chartex" xmlns:mc="http://schemas.openxmlformats.org/markup-compatibility/2006" xmlns:aink="http://schemas.microsoft.com/office/drawing/2016/ink" xmlns:am3d="http://schemas.microsoft.com/office/drawing/2017/model3d" xmlns:o="urn:schemas-microsoft-com:office:office" xmlns:r="http://schemas.openxmlformats.org/officeDocument/2006/relationships" xmlns:m="http://schemas.openxmlformats.org/officeDocument/2006/math" xmlns:v="urn:schemas-microsoft-com:vml" xmlns:wp14="http://schemas.microsoft.com/office/word/2010/wordprocessingDrawing" xmlns:wp="http://schemas.openxmlformats.org/drawingml/2006/wordprocessingDrawing" xmlns:w10="urn:schemas-microsoft-com:office:word" xmlns:w="http://schemas.openxmlformats.org/wordprocessingml/2006/main" xmlns:w14="http://schemas.microsoft.com/office/word/2010/wordml" xmlns:w15="http://schemas.microsoft.com/office/word/2012/wordml" xmlns:w16cex="http://schemas.microsoft.com/office/word/2018/wordml/cex" xmlns:w16cid="http://schemas.microsoft.com/office/word/2016/wordml/cid" xmlns:w16="http://schemas.microsoft.com/office/word/2018/wordml" xmlns:w16sdtdh="http://schemas.microsoft.com/office/word/2020/wordml/sdtdatahash" xmlns:w16se="http://schemas.microsoft.com/office/word/2015/wordml/symex" xmlns:wpg="http://schemas.microsoft.com/office/word/2010/wordprocessingGroup" xmlns:wpi="http://schemas.microsoft.com/office/word/2010/wordprocessingInk" xmlns:wne="http://schemas.microsoft.com/office/word/2006/wordml" xmlns:wps="http://schemas.microsoft.com/office/word/2010/wordprocessingShape" mc:Ignorable="w14 w15 w16se w16cid w16 w16cex w16sdtdh wp14">
+<w:document xmlns:wpc="http://schemas.microsoft.com/office/word/2010/wordprocessingCanvas" xmlns:cx="http://schemas.microsoft.com/office/drawing/2014/chartex" xmlns:cx1="http://schemas.microsoft.com/office/drawing/2015/9/8/chartex" xmlns:cx2="http://schemas.microsoft.com/office/drawing/2015/10/21/chartex" xmlns:cx3="http://schemas.microsoft.com/office/drawing/2016/5/9/chartex" xmlns:cx4="http://schemas.microsoft.com/office/drawing/2016/5/10/chartex" xmlns:cx5="http://schemas.microsoft.com/office/drawing/2016/5/11/chartex" xmlns:cx6="http://schemas.microsoft.com/office/drawing/2016/5/12/chartex" xmlns:cx7="http://schemas.microsoft.com/office/drawing/2016/5/13/chartex" xmlns:cx8="http://schemas.microsoft.com/office/drawing/2016/5/14/chartex" xmlns:mc="http://schemas.openxmlformats.org/markup-compatibility/2006" xmlns:aink="http://schemas.microsoft.com/office/drawing/2016/ink" xmlns:am3d="http://schemas.microsoft.com/office/drawing/2017/model3d" xmlns:o="urn:schemas-microsoft-com:office:office" xmlns:oel="http://schemas.microsoft.com/office/2019/extlst" xmlns:r="http://schemas.openxmlformats.org/officeDocument/2006/relationships" xmlns:m="http://schemas.openxmlformats.org/officeDocument/2006/math" xmlns:v="urn:schemas-microsoft-com:vml" xmlns:wp14="http://schemas.microsoft.com/office/word/2010/wordprocessingDrawing" xmlns:wp="http://schemas.openxmlformats.org/drawingml/2006/wordprocessingDrawing" xmlns:w10="urn:schemas-microsoft-com:office:word" xmlns:w="http://schemas.openxmlformats.org/wordprocessingml/2006/main" xmlns:w14="http://schemas.microsoft.com/office/word/2010/wordml" xmlns:w15="http://schemas.microsoft.com/office/word/2012/wordml" xmlns:w16cex="http://schemas.microsoft.com/office/word/2018/wordml/cex" xmlns:w16cid="http://schemas.microsoft.com/office/word/2016/wordml/cid" xmlns:w16="http://schemas.microsoft.com/office/word/2018/wordml" xmlns:w16du="http://schemas.microsoft.com/office/word/2023/wordml/word16du" xmlns:w16sdtdh="http://schemas.microsoft.com/office/word/2020/wordml/sdtdatahash" xmlns:w16sdtfl="http://schemas.microsoft.com/office/word/2024/wordml/sdtformatlock" xmlns:w16se="http://schemas.microsoft.com/office/word/2015/wordml/symex" xmlns:wpg="http://schemas.microsoft.com/office/word/2010/wordprocessingGroup" xmlns:wpi="http://schemas.microsoft.com/office/word/2010/wordprocessingInk" xmlns:wne="http://schemas.microsoft.com/office/word/2006/wordml" xmlns:wps="http://schemas.microsoft.com/office/word/2010/wordprocessingShape" mc:Ignorable="w14 w15 w16se w16cid w16 w16cex w16sdtdh w16sdtfl w16du wp14">
   <w:body>
     <w:p>
       <w:pPr>
@@ -271,29 +271,7 @@
           <w:szCs w:val="24"/>
           <w:lang w:eastAsia="es-PE"/>
         </w:rPr>
-        <w:t xml:space="preserve">(Figura </w:t>
-      </w:r>
-      <w:r>
-        <w:rPr>
-          <w:rFonts w:ascii="Times New Roman" w:eastAsia="Times New Roman" w:hAnsi="Times New Roman" w:cs="Times New Roman"/>
-          <w:i/>
-          <w:iCs/>
-          <w:sz w:val="24"/>
-          <w:szCs w:val="24"/>
-          <w:lang w:eastAsia="es-PE"/>
-        </w:rPr>
-        <w:t>2</w:t>
-      </w:r>
-      <w:r>
-        <w:rPr>
-          <w:rFonts w:ascii="Times New Roman" w:eastAsia="Times New Roman" w:hAnsi="Times New Roman" w:cs="Times New Roman"/>
-          <w:i/>
-          <w:iCs/>
-          <w:sz w:val="24"/>
-          <w:szCs w:val="24"/>
-          <w:lang w:eastAsia="es-PE"/>
-        </w:rPr>
-        <w:t>)</w:t>
+        <w:t>(Figura 2)</w:t>
       </w:r>
       <w:r>
         <w:rPr>
@@ -504,29 +482,7 @@
           <w:szCs w:val="24"/>
           <w:lang w:eastAsia="es-PE"/>
         </w:rPr>
-        <w:t xml:space="preserve">(Figura </w:t>
-      </w:r>
-      <w:r>
-        <w:rPr>
-          <w:rFonts w:ascii="Times New Roman" w:eastAsia="Times New Roman" w:hAnsi="Times New Roman" w:cs="Times New Roman"/>
-          <w:i/>
-          <w:iCs/>
-          <w:sz w:val="24"/>
-          <w:szCs w:val="24"/>
-          <w:lang w:eastAsia="es-PE"/>
-        </w:rPr>
-        <w:t>3</w:t>
-      </w:r>
-      <w:r>
-        <w:rPr>
-          <w:rFonts w:ascii="Times New Roman" w:eastAsia="Times New Roman" w:hAnsi="Times New Roman" w:cs="Times New Roman"/>
-          <w:i/>
-          <w:iCs/>
-          <w:sz w:val="24"/>
-          <w:szCs w:val="24"/>
-          <w:lang w:eastAsia="es-PE"/>
-        </w:rPr>
-        <w:t>)</w:t>
+        <w:t>(Figura 3)</w:t>
       </w:r>
       <w:r>
         <w:rPr>
@@ -555,27 +511,7 @@
           <w:szCs w:val="24"/>
           <w:lang w:eastAsia="es-PE"/>
         </w:rPr>
-        <w:t xml:space="preserve"> de </w:t>
-      </w:r>
-      <w:proofErr w:type="spellStart"/>
-      <w:r>
-        <w:rPr>
-          <w:rFonts w:ascii="Times New Roman" w:eastAsia="Times New Roman" w:hAnsi="Times New Roman" w:cs="Times New Roman"/>
-          <w:sz w:val="24"/>
-          <w:szCs w:val="24"/>
-          <w:lang w:eastAsia="es-PE"/>
-        </w:rPr>
-        <w:t>Student</w:t>
-      </w:r>
-      <w:proofErr w:type="spellEnd"/>
-      <w:r>
-        <w:rPr>
-          <w:rFonts w:ascii="Times New Roman" w:eastAsia="Times New Roman" w:hAnsi="Times New Roman" w:cs="Times New Roman"/>
-          <w:sz w:val="24"/>
-          <w:szCs w:val="24"/>
-          <w:lang w:eastAsia="es-PE"/>
-        </w:rPr>
-        <w:t xml:space="preserve"> no detectó diferencias estadísticamente significativas entre tratamientos (t = 0.632; p = 0.541), indicando que, bajo las condiciones experimentales del presente estudio, la presencia o ausencia de luz no afectó el total de semillas que germinaron.</w:t>
+        <w:t xml:space="preserve"> de Student no detectó diferencias estadísticamente significativas entre tratamientos (t = 0.632; p = 0.541), indicando que, bajo las condiciones experimentales del presente estudio, la presencia o ausencia de luz no afectó el total de semillas que germinaron.</w:t>
       </w:r>
     </w:p>
     <w:p>
@@ -594,7 +530,7 @@
           <w:noProof/>
         </w:rPr>
         <w:drawing>
-          <wp:inline distT="0" distB="0" distL="0" distR="0" wp14:anchorId="0DC08DA9" wp14:editId="190D22AF">
+          <wp:inline distT="0" distB="0" distL="0" distR="0" wp14:anchorId="0DC08DA9" wp14:editId="31D3932C">
             <wp:extent cx="4024312" cy="2989201"/>
             <wp:effectExtent l="0" t="0" r="0" b="1905"/>
             <wp:docPr id="3" name="Imagen 3"/>
@@ -1021,7 +957,48 @@
           <w:szCs w:val="24"/>
           <w:lang w:eastAsia="es-PE"/>
         </w:rPr>
-        <w:t>La germinación de semillas es un proceso complejo regulado por factores internos (reservas energéticas, hormonas, madurez fisiológica) y externos (temperatura, humedad, luz, oxígeno) (</w:t>
+        <w:t xml:space="preserve">La germinación de semillas es un proceso complejo regulado por factores internos (reservas energéticas, hormonas, madurez fisiológica) y externos (temperatura, humedad, luz, oxígeno) (Bewley et al., 2013). En el caso de </w:t>
+      </w:r>
+      <w:r>
+        <w:rPr>
+          <w:rFonts w:ascii="Times New Roman" w:eastAsia="Times New Roman" w:hAnsi="Times New Roman" w:cs="Times New Roman"/>
+          <w:i/>
+          <w:iCs/>
+          <w:sz w:val="24"/>
+          <w:szCs w:val="24"/>
+          <w:lang w:eastAsia="es-PE"/>
+        </w:rPr>
+        <w:t>Lactuca sativa</w:t>
+      </w:r>
+      <w:r>
+        <w:rPr>
+          <w:rFonts w:ascii="Times New Roman" w:eastAsia="Times New Roman" w:hAnsi="Times New Roman" w:cs="Times New Roman"/>
+          <w:sz w:val="24"/>
+          <w:szCs w:val="24"/>
+          <w:lang w:eastAsia="es-PE"/>
+        </w:rPr>
+        <w:t>, la sensibilidad a la luz ha sido ampliamente documentada y constituye uno de los sistemas de fotorreceptores más estudiados en plantas.</w:t>
+      </w:r>
+    </w:p>
+    <w:p>
+      <w:pPr>
+        <w:spacing w:before="100" w:beforeAutospacing="1" w:after="100" w:afterAutospacing="1" w:line="360" w:lineRule="auto"/>
+        <w:jc w:val="both"/>
+        <w:rPr>
+          <w:rFonts w:ascii="Times New Roman" w:eastAsia="Times New Roman" w:hAnsi="Times New Roman" w:cs="Times New Roman"/>
+          <w:sz w:val="24"/>
+          <w:szCs w:val="24"/>
+          <w:lang w:eastAsia="es-PE"/>
+        </w:rPr>
+      </w:pPr>
+      <w:r>
+        <w:rPr>
+          <w:rFonts w:ascii="Times New Roman" w:eastAsia="Times New Roman" w:hAnsi="Times New Roman" w:cs="Times New Roman"/>
+          <w:sz w:val="24"/>
+          <w:szCs w:val="24"/>
+          <w:lang w:eastAsia="es-PE"/>
+        </w:rPr>
+        <w:t xml:space="preserve">La respuesta fotoperiódica en la lechuga está mediada principalmente por el fitocromo, un fotorreceptor proteico que existe en dos formas interconvertibles: Pr (absorbente de luz roja, λ ≈ 660 nm) y </w:t>
       </w:r>
       <w:proofErr w:type="spellStart"/>
       <w:r>
@@ -1031,7 +1008,7 @@
           <w:szCs w:val="24"/>
           <w:lang w:eastAsia="es-PE"/>
         </w:rPr>
-        <w:t>Bewley</w:t>
+        <w:t>Pfr</w:t>
       </w:r>
       <w:proofErr w:type="spellEnd"/>
       <w:r>
@@ -1041,27 +1018,107 @@
           <w:szCs w:val="24"/>
           <w:lang w:eastAsia="es-PE"/>
         </w:rPr>
-        <w:t xml:space="preserve"> et al., 2013). En el caso de </w:t>
-      </w:r>
-      <w:r>
-        <w:rPr>
-          <w:rFonts w:ascii="Times New Roman" w:eastAsia="Times New Roman" w:hAnsi="Times New Roman" w:cs="Times New Roman"/>
-          <w:i/>
-          <w:iCs/>
-          <w:sz w:val="24"/>
-          <w:szCs w:val="24"/>
-          <w:lang w:eastAsia="es-PE"/>
-        </w:rPr>
-        <w:t>Lactuca sativa</w:t>
-      </w:r>
-      <w:r>
-        <w:rPr>
-          <w:rFonts w:ascii="Times New Roman" w:eastAsia="Times New Roman" w:hAnsi="Times New Roman" w:cs="Times New Roman"/>
-          <w:sz w:val="24"/>
-          <w:szCs w:val="24"/>
-          <w:lang w:eastAsia="es-PE"/>
-        </w:rPr>
-        <w:t>, la sensibilidad a la luz ha sido ampliamente documentada y constituye uno de los sistemas de fotorreceptores más estudiados en plantas.</w:t>
+        <w:t xml:space="preserve"> (absorbente de luz rojo lejano, λ ≈ 730 nm). La forma </w:t>
+      </w:r>
+      <w:proofErr w:type="spellStart"/>
+      <w:r>
+        <w:rPr>
+          <w:rFonts w:ascii="Times New Roman" w:eastAsia="Times New Roman" w:hAnsi="Times New Roman" w:cs="Times New Roman"/>
+          <w:sz w:val="24"/>
+          <w:szCs w:val="24"/>
+          <w:lang w:eastAsia="es-PE"/>
+        </w:rPr>
+        <w:t>Pfr</w:t>
+      </w:r>
+      <w:proofErr w:type="spellEnd"/>
+      <w:r>
+        <w:rPr>
+          <w:rFonts w:ascii="Times New Roman" w:eastAsia="Times New Roman" w:hAnsi="Times New Roman" w:cs="Times New Roman"/>
+          <w:sz w:val="24"/>
+          <w:szCs w:val="24"/>
+          <w:lang w:eastAsia="es-PE"/>
+        </w:rPr>
+        <w:t xml:space="preserve"> es la biológicamente activa y promueve la germinación al interactuar con factores de transcripción tipo PIF (</w:t>
+      </w:r>
+      <w:proofErr w:type="spellStart"/>
+      <w:r>
+        <w:rPr>
+          <w:rFonts w:ascii="Times New Roman" w:eastAsia="Times New Roman" w:hAnsi="Times New Roman" w:cs="Times New Roman"/>
+          <w:i/>
+          <w:iCs/>
+          <w:sz w:val="24"/>
+          <w:szCs w:val="24"/>
+          <w:lang w:eastAsia="es-PE"/>
+        </w:rPr>
+        <w:t>Phytochrome</w:t>
+      </w:r>
+      <w:proofErr w:type="spellEnd"/>
+      <w:r>
+        <w:rPr>
+          <w:rFonts w:ascii="Times New Roman" w:eastAsia="Times New Roman" w:hAnsi="Times New Roman" w:cs="Times New Roman"/>
+          <w:i/>
+          <w:iCs/>
+          <w:sz w:val="24"/>
+          <w:szCs w:val="24"/>
+          <w:lang w:eastAsia="es-PE"/>
+        </w:rPr>
+        <w:t xml:space="preserve"> </w:t>
+      </w:r>
+      <w:proofErr w:type="spellStart"/>
+      <w:r>
+        <w:rPr>
+          <w:rFonts w:ascii="Times New Roman" w:eastAsia="Times New Roman" w:hAnsi="Times New Roman" w:cs="Times New Roman"/>
+          <w:i/>
+          <w:iCs/>
+          <w:sz w:val="24"/>
+          <w:szCs w:val="24"/>
+          <w:lang w:eastAsia="es-PE"/>
+        </w:rPr>
+        <w:t>Interacting</w:t>
+      </w:r>
+      <w:proofErr w:type="spellEnd"/>
+      <w:r>
+        <w:rPr>
+          <w:rFonts w:ascii="Times New Roman" w:eastAsia="Times New Roman" w:hAnsi="Times New Roman" w:cs="Times New Roman"/>
+          <w:i/>
+          <w:iCs/>
+          <w:sz w:val="24"/>
+          <w:szCs w:val="24"/>
+          <w:lang w:eastAsia="es-PE"/>
+        </w:rPr>
+        <w:t xml:space="preserve"> </w:t>
+      </w:r>
+      <w:proofErr w:type="spellStart"/>
+      <w:r>
+        <w:rPr>
+          <w:rFonts w:ascii="Times New Roman" w:eastAsia="Times New Roman" w:hAnsi="Times New Roman" w:cs="Times New Roman"/>
+          <w:i/>
+          <w:iCs/>
+          <w:sz w:val="24"/>
+          <w:szCs w:val="24"/>
+          <w:lang w:eastAsia="es-PE"/>
+        </w:rPr>
+        <w:t>Factors</w:t>
+      </w:r>
+      <w:proofErr w:type="spellEnd"/>
+      <w:r>
+        <w:rPr>
+          <w:rFonts w:ascii="Times New Roman" w:eastAsia="Times New Roman" w:hAnsi="Times New Roman" w:cs="Times New Roman"/>
+          <w:sz w:val="24"/>
+          <w:szCs w:val="24"/>
+          <w:lang w:eastAsia="es-PE"/>
+        </w:rPr>
+        <w:t xml:space="preserve">), que regulan la síntesis de </w:t>
+      </w:r>
+      <w:r>
+        <w:rPr>
+          <w:rFonts w:ascii="Times New Roman" w:eastAsia="Times New Roman" w:hAnsi="Times New Roman" w:cs="Times New Roman"/>
+          <w:sz w:val="24"/>
+          <w:szCs w:val="24"/>
+          <w:lang w:eastAsia="es-PE"/>
+        </w:rPr>
+        <w:lastRenderedPageBreak/>
+        <w:t>giberelinas y la degradación de ABA (ácido abscísico), permitiendo la elongación del embrión y la ruptura de la testa (Quail, 2002; Finch-Savage &amp; Leubner-Metzger, 2006).</w:t>
       </w:r>
     </w:p>
     <w:p>
@@ -1082,228 +1139,7 @@
           <w:szCs w:val="24"/>
           <w:lang w:eastAsia="es-PE"/>
         </w:rPr>
-        <w:t xml:space="preserve">La respuesta fotoperiódica en la lechuga está mediada principalmente por el fitocromo, un fotorreceptor proteico que existe en dos formas interconvertibles: Pr (absorbente de luz roja, λ ≈ 660 nm) y </w:t>
-      </w:r>
-      <w:proofErr w:type="spellStart"/>
-      <w:r>
-        <w:rPr>
-          <w:rFonts w:ascii="Times New Roman" w:eastAsia="Times New Roman" w:hAnsi="Times New Roman" w:cs="Times New Roman"/>
-          <w:sz w:val="24"/>
-          <w:szCs w:val="24"/>
-          <w:lang w:eastAsia="es-PE"/>
-        </w:rPr>
-        <w:t>Pfr</w:t>
-      </w:r>
-      <w:proofErr w:type="spellEnd"/>
-      <w:r>
-        <w:rPr>
-          <w:rFonts w:ascii="Times New Roman" w:eastAsia="Times New Roman" w:hAnsi="Times New Roman" w:cs="Times New Roman"/>
-          <w:sz w:val="24"/>
-          <w:szCs w:val="24"/>
-          <w:lang w:eastAsia="es-PE"/>
-        </w:rPr>
-        <w:t xml:space="preserve"> (absorbente de luz rojo lejano, λ ≈ 730 nm). La forma </w:t>
-      </w:r>
-      <w:proofErr w:type="spellStart"/>
-      <w:r>
-        <w:rPr>
-          <w:rFonts w:ascii="Times New Roman" w:eastAsia="Times New Roman" w:hAnsi="Times New Roman" w:cs="Times New Roman"/>
-          <w:sz w:val="24"/>
-          <w:szCs w:val="24"/>
-          <w:lang w:eastAsia="es-PE"/>
-        </w:rPr>
-        <w:t>Pfr</w:t>
-      </w:r>
-      <w:proofErr w:type="spellEnd"/>
-      <w:r>
-        <w:rPr>
-          <w:rFonts w:ascii="Times New Roman" w:eastAsia="Times New Roman" w:hAnsi="Times New Roman" w:cs="Times New Roman"/>
-          <w:sz w:val="24"/>
-          <w:szCs w:val="24"/>
-          <w:lang w:eastAsia="es-PE"/>
-        </w:rPr>
-        <w:t xml:space="preserve"> es la biológicamente activa y promueve la germinación al interactuar con factores de transcripción tipo PIF (</w:t>
-      </w:r>
-      <w:proofErr w:type="spellStart"/>
-      <w:r>
-        <w:rPr>
-          <w:rFonts w:ascii="Times New Roman" w:eastAsia="Times New Roman" w:hAnsi="Times New Roman" w:cs="Times New Roman"/>
-          <w:i/>
-          <w:iCs/>
-          <w:sz w:val="24"/>
-          <w:szCs w:val="24"/>
-          <w:lang w:eastAsia="es-PE"/>
-        </w:rPr>
-        <w:t>Phytochrome</w:t>
-      </w:r>
-      <w:proofErr w:type="spellEnd"/>
-      <w:r>
-        <w:rPr>
-          <w:rFonts w:ascii="Times New Roman" w:eastAsia="Times New Roman" w:hAnsi="Times New Roman" w:cs="Times New Roman"/>
-          <w:i/>
-          <w:iCs/>
-          <w:sz w:val="24"/>
-          <w:szCs w:val="24"/>
-          <w:lang w:eastAsia="es-PE"/>
-        </w:rPr>
-        <w:t xml:space="preserve"> </w:t>
-      </w:r>
-      <w:proofErr w:type="spellStart"/>
-      <w:r>
-        <w:rPr>
-          <w:rFonts w:ascii="Times New Roman" w:eastAsia="Times New Roman" w:hAnsi="Times New Roman" w:cs="Times New Roman"/>
-          <w:i/>
-          <w:iCs/>
-          <w:sz w:val="24"/>
-          <w:szCs w:val="24"/>
-          <w:lang w:eastAsia="es-PE"/>
-        </w:rPr>
-        <w:t>Interacting</w:t>
-      </w:r>
-      <w:proofErr w:type="spellEnd"/>
-      <w:r>
-        <w:rPr>
-          <w:rFonts w:ascii="Times New Roman" w:eastAsia="Times New Roman" w:hAnsi="Times New Roman" w:cs="Times New Roman"/>
-          <w:i/>
-          <w:iCs/>
-          <w:sz w:val="24"/>
-          <w:szCs w:val="24"/>
-          <w:lang w:eastAsia="es-PE"/>
-        </w:rPr>
-        <w:t xml:space="preserve"> </w:t>
-      </w:r>
-      <w:proofErr w:type="spellStart"/>
-      <w:r>
-        <w:rPr>
-          <w:rFonts w:ascii="Times New Roman" w:eastAsia="Times New Roman" w:hAnsi="Times New Roman" w:cs="Times New Roman"/>
-          <w:i/>
-          <w:iCs/>
-          <w:sz w:val="24"/>
-          <w:szCs w:val="24"/>
-          <w:lang w:eastAsia="es-PE"/>
-        </w:rPr>
-        <w:t>Factors</w:t>
-      </w:r>
-      <w:proofErr w:type="spellEnd"/>
-      <w:r>
-        <w:rPr>
-          <w:rFonts w:ascii="Times New Roman" w:eastAsia="Times New Roman" w:hAnsi="Times New Roman" w:cs="Times New Roman"/>
-          <w:sz w:val="24"/>
-          <w:szCs w:val="24"/>
-          <w:lang w:eastAsia="es-PE"/>
-        </w:rPr>
-        <w:t xml:space="preserve">), que regulan la síntesis de </w:t>
-      </w:r>
-      <w:r>
-        <w:rPr>
-          <w:rFonts w:ascii="Times New Roman" w:eastAsia="Times New Roman" w:hAnsi="Times New Roman" w:cs="Times New Roman"/>
-          <w:sz w:val="24"/>
-          <w:szCs w:val="24"/>
-          <w:lang w:eastAsia="es-PE"/>
-        </w:rPr>
-        <w:lastRenderedPageBreak/>
-        <w:t>giberelinas y la degradación de ABA (ácido abscísico), permitiendo la elongación del embrión y la ruptura de la testa (</w:t>
-      </w:r>
-      <w:proofErr w:type="spellStart"/>
-      <w:r>
-        <w:rPr>
-          <w:rFonts w:ascii="Times New Roman" w:eastAsia="Times New Roman" w:hAnsi="Times New Roman" w:cs="Times New Roman"/>
-          <w:sz w:val="24"/>
-          <w:szCs w:val="24"/>
-          <w:lang w:eastAsia="es-PE"/>
-        </w:rPr>
-        <w:t>Quail</w:t>
-      </w:r>
-      <w:proofErr w:type="spellEnd"/>
-      <w:r>
-        <w:rPr>
-          <w:rFonts w:ascii="Times New Roman" w:eastAsia="Times New Roman" w:hAnsi="Times New Roman" w:cs="Times New Roman"/>
-          <w:sz w:val="24"/>
-          <w:szCs w:val="24"/>
-          <w:lang w:eastAsia="es-PE"/>
-        </w:rPr>
-        <w:t xml:space="preserve">, 2002; </w:t>
-      </w:r>
-      <w:proofErr w:type="spellStart"/>
-      <w:r>
-        <w:rPr>
-          <w:rFonts w:ascii="Times New Roman" w:eastAsia="Times New Roman" w:hAnsi="Times New Roman" w:cs="Times New Roman"/>
-          <w:sz w:val="24"/>
-          <w:szCs w:val="24"/>
-          <w:lang w:eastAsia="es-PE"/>
-        </w:rPr>
-        <w:t>Finch-Savage</w:t>
-      </w:r>
-      <w:proofErr w:type="spellEnd"/>
-      <w:r>
-        <w:rPr>
-          <w:rFonts w:ascii="Times New Roman" w:eastAsia="Times New Roman" w:hAnsi="Times New Roman" w:cs="Times New Roman"/>
-          <w:sz w:val="24"/>
-          <w:szCs w:val="24"/>
-          <w:lang w:eastAsia="es-PE"/>
-        </w:rPr>
-        <w:t xml:space="preserve"> &amp; </w:t>
-      </w:r>
-      <w:proofErr w:type="spellStart"/>
-      <w:r>
-        <w:rPr>
-          <w:rFonts w:ascii="Times New Roman" w:eastAsia="Times New Roman" w:hAnsi="Times New Roman" w:cs="Times New Roman"/>
-          <w:sz w:val="24"/>
-          <w:szCs w:val="24"/>
-          <w:lang w:eastAsia="es-PE"/>
-        </w:rPr>
-        <w:t>Leubner-Metzger</w:t>
-      </w:r>
-      <w:proofErr w:type="spellEnd"/>
-      <w:r>
-        <w:rPr>
-          <w:rFonts w:ascii="Times New Roman" w:eastAsia="Times New Roman" w:hAnsi="Times New Roman" w:cs="Times New Roman"/>
-          <w:sz w:val="24"/>
-          <w:szCs w:val="24"/>
-          <w:lang w:eastAsia="es-PE"/>
-        </w:rPr>
-        <w:t>, 2006).</w:t>
-      </w:r>
-    </w:p>
-    <w:p>
-      <w:pPr>
-        <w:spacing w:before="100" w:beforeAutospacing="1" w:after="100" w:afterAutospacing="1" w:line="360" w:lineRule="auto"/>
-        <w:jc w:val="both"/>
-        <w:rPr>
-          <w:rFonts w:ascii="Times New Roman" w:eastAsia="Times New Roman" w:hAnsi="Times New Roman" w:cs="Times New Roman"/>
-          <w:sz w:val="24"/>
-          <w:szCs w:val="24"/>
-          <w:lang w:eastAsia="es-PE"/>
-        </w:rPr>
-      </w:pPr>
-      <w:r>
-        <w:rPr>
-          <w:rFonts w:ascii="Times New Roman" w:eastAsia="Times New Roman" w:hAnsi="Times New Roman" w:cs="Times New Roman"/>
-          <w:sz w:val="24"/>
-          <w:szCs w:val="24"/>
-          <w:lang w:eastAsia="es-PE"/>
-        </w:rPr>
-        <w:t>Clásicamente, se esperaría que las semillas de lechuga bajo oscuridad germinen en menor proporción o más lentamente, dado que el fitocromo en forma Pr (inactiva) predomina en ausencia de luz (</w:t>
-      </w:r>
-      <w:proofErr w:type="spellStart"/>
-      <w:r>
-        <w:rPr>
-          <w:rFonts w:ascii="Times New Roman" w:eastAsia="Times New Roman" w:hAnsi="Times New Roman" w:cs="Times New Roman"/>
-          <w:sz w:val="24"/>
-          <w:szCs w:val="24"/>
-          <w:lang w:eastAsia="es-PE"/>
-        </w:rPr>
-        <w:t>Borthwick</w:t>
-      </w:r>
-      <w:proofErr w:type="spellEnd"/>
-      <w:r>
-        <w:rPr>
-          <w:rFonts w:ascii="Times New Roman" w:eastAsia="Times New Roman" w:hAnsi="Times New Roman" w:cs="Times New Roman"/>
-          <w:sz w:val="24"/>
-          <w:szCs w:val="24"/>
-          <w:lang w:eastAsia="es-PE"/>
-        </w:rPr>
-        <w:t xml:space="preserve"> et al., 1952). Sin embargo, los resultados del presente experimento mostraron que la presencia o ausencia de luz no afectó significativamente ni el total de germinación ni la velocidad germinativa (p = 0.541). Esto concuerda con lo reportado por </w:t>
+        <w:t xml:space="preserve">Clásicamente, se esperaría que las semillas de lechuga bajo oscuridad germinen en menor proporción o más lentamente, dado que el fitocromo en forma Pr (inactiva) predomina en ausencia de luz (Borthwick et al., 1952). Sin embargo, los resultados del presente experimento mostraron que la presencia o ausencia de luz no afectó significativamente ni el total de germinación ni la velocidad germinativa (p = 0.541). Esto concuerda con lo reportado por </w:t>
       </w:r>
       <w:proofErr w:type="spellStart"/>
       <w:r>
@@ -1727,7 +1563,7 @@
           <w:rFonts w:ascii="Times New Roman" w:eastAsia="Times New Roman" w:hAnsi="Times New Roman" w:cs="Times New Roman"/>
           <w:sz w:val="24"/>
           <w:szCs w:val="24"/>
-          <w:lang w:eastAsia="es-PE"/>
+          <w:lang w:val="en-US" w:eastAsia="es-PE"/>
         </w:rPr>
       </w:pPr>
       <w:proofErr w:type="spellStart"/>
@@ -1770,305 +1606,61 @@
         </w:rPr>
         <w:t xml:space="preserve">-Arnold, R. L. (2014). </w:t>
       </w:r>
-      <w:proofErr w:type="spellStart"/>
-      <w:r>
-        <w:rPr>
-          <w:rFonts w:ascii="Times New Roman" w:eastAsia="Times New Roman" w:hAnsi="Times New Roman" w:cs="Times New Roman"/>
-          <w:sz w:val="24"/>
-          <w:szCs w:val="24"/>
-          <w:lang w:eastAsia="es-PE"/>
-        </w:rPr>
-        <w:t>Predicting</w:t>
-      </w:r>
-      <w:proofErr w:type="spellEnd"/>
-      <w:r>
-        <w:rPr>
-          <w:rFonts w:ascii="Times New Roman" w:eastAsia="Times New Roman" w:hAnsi="Times New Roman" w:cs="Times New Roman"/>
-          <w:sz w:val="24"/>
-          <w:szCs w:val="24"/>
-          <w:lang w:eastAsia="es-PE"/>
-        </w:rPr>
-        <w:t xml:space="preserve"> </w:t>
-      </w:r>
-      <w:proofErr w:type="spellStart"/>
-      <w:r>
-        <w:rPr>
-          <w:rFonts w:ascii="Times New Roman" w:eastAsia="Times New Roman" w:hAnsi="Times New Roman" w:cs="Times New Roman"/>
-          <w:sz w:val="24"/>
-          <w:szCs w:val="24"/>
-          <w:lang w:eastAsia="es-PE"/>
-        </w:rPr>
-        <w:t>changes</w:t>
-      </w:r>
-      <w:proofErr w:type="spellEnd"/>
-      <w:r>
-        <w:rPr>
-          <w:rFonts w:ascii="Times New Roman" w:eastAsia="Times New Roman" w:hAnsi="Times New Roman" w:cs="Times New Roman"/>
-          <w:sz w:val="24"/>
-          <w:szCs w:val="24"/>
-          <w:lang w:eastAsia="es-PE"/>
-        </w:rPr>
-        <w:t xml:space="preserve"> in </w:t>
-      </w:r>
-      <w:proofErr w:type="spellStart"/>
-      <w:r>
-        <w:rPr>
-          <w:rFonts w:ascii="Times New Roman" w:eastAsia="Times New Roman" w:hAnsi="Times New Roman" w:cs="Times New Roman"/>
-          <w:sz w:val="24"/>
-          <w:szCs w:val="24"/>
-          <w:lang w:eastAsia="es-PE"/>
-        </w:rPr>
-        <w:t>dormancy</w:t>
-      </w:r>
-      <w:proofErr w:type="spellEnd"/>
-      <w:r>
-        <w:rPr>
-          <w:rFonts w:ascii="Times New Roman" w:eastAsia="Times New Roman" w:hAnsi="Times New Roman" w:cs="Times New Roman"/>
-          <w:sz w:val="24"/>
-          <w:szCs w:val="24"/>
-          <w:lang w:eastAsia="es-PE"/>
-        </w:rPr>
-        <w:t xml:space="preserve"> </w:t>
-      </w:r>
-      <w:proofErr w:type="spellStart"/>
-      <w:r>
-        <w:rPr>
-          <w:rFonts w:ascii="Times New Roman" w:eastAsia="Times New Roman" w:hAnsi="Times New Roman" w:cs="Times New Roman"/>
-          <w:sz w:val="24"/>
-          <w:szCs w:val="24"/>
-          <w:lang w:eastAsia="es-PE"/>
-        </w:rPr>
-        <w:t>level</w:t>
-      </w:r>
-      <w:proofErr w:type="spellEnd"/>
-      <w:r>
-        <w:rPr>
-          <w:rFonts w:ascii="Times New Roman" w:eastAsia="Times New Roman" w:hAnsi="Times New Roman" w:cs="Times New Roman"/>
-          <w:sz w:val="24"/>
-          <w:szCs w:val="24"/>
-          <w:lang w:eastAsia="es-PE"/>
-        </w:rPr>
-        <w:t xml:space="preserve"> in </w:t>
-      </w:r>
-      <w:proofErr w:type="spellStart"/>
-      <w:r>
-        <w:rPr>
-          <w:rFonts w:ascii="Times New Roman" w:eastAsia="Times New Roman" w:hAnsi="Times New Roman" w:cs="Times New Roman"/>
-          <w:sz w:val="24"/>
-          <w:szCs w:val="24"/>
-          <w:lang w:eastAsia="es-PE"/>
-        </w:rPr>
-        <w:t>weed</w:t>
-      </w:r>
-      <w:proofErr w:type="spellEnd"/>
-      <w:r>
-        <w:rPr>
-          <w:rFonts w:ascii="Times New Roman" w:eastAsia="Times New Roman" w:hAnsi="Times New Roman" w:cs="Times New Roman"/>
-          <w:sz w:val="24"/>
-          <w:szCs w:val="24"/>
-          <w:lang w:eastAsia="es-PE"/>
-        </w:rPr>
-        <w:t xml:space="preserve"> </w:t>
-      </w:r>
-      <w:proofErr w:type="spellStart"/>
-      <w:r>
-        <w:rPr>
-          <w:rFonts w:ascii="Times New Roman" w:eastAsia="Times New Roman" w:hAnsi="Times New Roman" w:cs="Times New Roman"/>
-          <w:sz w:val="24"/>
-          <w:szCs w:val="24"/>
-          <w:lang w:eastAsia="es-PE"/>
-        </w:rPr>
-        <w:t>seed</w:t>
-      </w:r>
-      <w:proofErr w:type="spellEnd"/>
-      <w:r>
-        <w:rPr>
-          <w:rFonts w:ascii="Times New Roman" w:eastAsia="Times New Roman" w:hAnsi="Times New Roman" w:cs="Times New Roman"/>
-          <w:sz w:val="24"/>
-          <w:szCs w:val="24"/>
-          <w:lang w:eastAsia="es-PE"/>
-        </w:rPr>
-        <w:t xml:space="preserve"> </w:t>
-      </w:r>
-      <w:proofErr w:type="spellStart"/>
-      <w:r>
-        <w:rPr>
-          <w:rFonts w:ascii="Times New Roman" w:eastAsia="Times New Roman" w:hAnsi="Times New Roman" w:cs="Times New Roman"/>
-          <w:sz w:val="24"/>
-          <w:szCs w:val="24"/>
-          <w:lang w:eastAsia="es-PE"/>
-        </w:rPr>
-        <w:t>soil</w:t>
-      </w:r>
-      <w:proofErr w:type="spellEnd"/>
-      <w:r>
-        <w:rPr>
-          <w:rFonts w:ascii="Times New Roman" w:eastAsia="Times New Roman" w:hAnsi="Times New Roman" w:cs="Times New Roman"/>
-          <w:sz w:val="24"/>
-          <w:szCs w:val="24"/>
-          <w:lang w:eastAsia="es-PE"/>
-        </w:rPr>
-        <w:t xml:space="preserve"> </w:t>
-      </w:r>
-      <w:proofErr w:type="spellStart"/>
-      <w:r>
-        <w:rPr>
-          <w:rFonts w:ascii="Times New Roman" w:eastAsia="Times New Roman" w:hAnsi="Times New Roman" w:cs="Times New Roman"/>
-          <w:sz w:val="24"/>
-          <w:szCs w:val="24"/>
-          <w:lang w:eastAsia="es-PE"/>
-        </w:rPr>
-        <w:t>banks</w:t>
-      </w:r>
-      <w:proofErr w:type="spellEnd"/>
-      <w:r>
-        <w:rPr>
-          <w:rFonts w:ascii="Times New Roman" w:eastAsia="Times New Roman" w:hAnsi="Times New Roman" w:cs="Times New Roman"/>
-          <w:sz w:val="24"/>
-          <w:szCs w:val="24"/>
-          <w:lang w:eastAsia="es-PE"/>
-        </w:rPr>
-        <w:t xml:space="preserve">: </w:t>
-      </w:r>
-      <w:proofErr w:type="spellStart"/>
-      <w:r>
-        <w:rPr>
-          <w:rFonts w:ascii="Times New Roman" w:eastAsia="Times New Roman" w:hAnsi="Times New Roman" w:cs="Times New Roman"/>
-          <w:sz w:val="24"/>
-          <w:szCs w:val="24"/>
-          <w:lang w:eastAsia="es-PE"/>
-        </w:rPr>
-        <w:t>Implications</w:t>
-      </w:r>
-      <w:proofErr w:type="spellEnd"/>
-      <w:r>
-        <w:rPr>
-          <w:rFonts w:ascii="Times New Roman" w:eastAsia="Times New Roman" w:hAnsi="Times New Roman" w:cs="Times New Roman"/>
-          <w:sz w:val="24"/>
-          <w:szCs w:val="24"/>
-          <w:lang w:eastAsia="es-PE"/>
-        </w:rPr>
-        <w:t xml:space="preserve"> </w:t>
-      </w:r>
-      <w:proofErr w:type="spellStart"/>
-      <w:r>
-        <w:rPr>
-          <w:rFonts w:ascii="Times New Roman" w:eastAsia="Times New Roman" w:hAnsi="Times New Roman" w:cs="Times New Roman"/>
-          <w:sz w:val="24"/>
-          <w:szCs w:val="24"/>
-          <w:lang w:eastAsia="es-PE"/>
-        </w:rPr>
-        <w:t>for</w:t>
-      </w:r>
-      <w:proofErr w:type="spellEnd"/>
-      <w:r>
-        <w:rPr>
-          <w:rFonts w:ascii="Times New Roman" w:eastAsia="Times New Roman" w:hAnsi="Times New Roman" w:cs="Times New Roman"/>
-          <w:sz w:val="24"/>
-          <w:szCs w:val="24"/>
-          <w:lang w:eastAsia="es-PE"/>
-        </w:rPr>
-        <w:t xml:space="preserve"> </w:t>
-      </w:r>
-      <w:proofErr w:type="spellStart"/>
-      <w:r>
-        <w:rPr>
-          <w:rFonts w:ascii="Times New Roman" w:eastAsia="Times New Roman" w:hAnsi="Times New Roman" w:cs="Times New Roman"/>
-          <w:sz w:val="24"/>
-          <w:szCs w:val="24"/>
-          <w:lang w:eastAsia="es-PE"/>
-        </w:rPr>
-        <w:t>weed</w:t>
-      </w:r>
-      <w:proofErr w:type="spellEnd"/>
-      <w:r>
-        <w:rPr>
-          <w:rFonts w:ascii="Times New Roman" w:eastAsia="Times New Roman" w:hAnsi="Times New Roman" w:cs="Times New Roman"/>
-          <w:sz w:val="24"/>
-          <w:szCs w:val="24"/>
-          <w:lang w:eastAsia="es-PE"/>
-        </w:rPr>
-        <w:t xml:space="preserve"> </w:t>
-      </w:r>
-      <w:proofErr w:type="spellStart"/>
-      <w:r>
-        <w:rPr>
-          <w:rFonts w:ascii="Times New Roman" w:eastAsia="Times New Roman" w:hAnsi="Times New Roman" w:cs="Times New Roman"/>
-          <w:sz w:val="24"/>
-          <w:szCs w:val="24"/>
-          <w:lang w:eastAsia="es-PE"/>
-        </w:rPr>
-        <w:t>management</w:t>
-      </w:r>
-      <w:proofErr w:type="spellEnd"/>
-      <w:r>
-        <w:rPr>
-          <w:rFonts w:ascii="Times New Roman" w:eastAsia="Times New Roman" w:hAnsi="Times New Roman" w:cs="Times New Roman"/>
-          <w:sz w:val="24"/>
-          <w:szCs w:val="24"/>
-          <w:lang w:eastAsia="es-PE"/>
-        </w:rPr>
-        <w:t xml:space="preserve">. </w:t>
-      </w:r>
-      <w:proofErr w:type="spellStart"/>
-      <w:r>
-        <w:rPr>
-          <w:rFonts w:ascii="Times New Roman" w:eastAsia="Times New Roman" w:hAnsi="Times New Roman" w:cs="Times New Roman"/>
-          <w:i/>
-          <w:iCs/>
-          <w:sz w:val="24"/>
-          <w:szCs w:val="24"/>
-          <w:lang w:eastAsia="es-PE"/>
-        </w:rPr>
-        <w:t>Crop</w:t>
-      </w:r>
-      <w:proofErr w:type="spellEnd"/>
-      <w:r>
-        <w:rPr>
-          <w:rFonts w:ascii="Times New Roman" w:eastAsia="Times New Roman" w:hAnsi="Times New Roman" w:cs="Times New Roman"/>
-          <w:i/>
-          <w:iCs/>
-          <w:sz w:val="24"/>
-          <w:szCs w:val="24"/>
-          <w:lang w:eastAsia="es-PE"/>
-        </w:rPr>
-        <w:t xml:space="preserve"> </w:t>
-      </w:r>
-      <w:proofErr w:type="spellStart"/>
-      <w:r>
-        <w:rPr>
-          <w:rFonts w:ascii="Times New Roman" w:eastAsia="Times New Roman" w:hAnsi="Times New Roman" w:cs="Times New Roman"/>
-          <w:i/>
-          <w:iCs/>
-          <w:sz w:val="24"/>
-          <w:szCs w:val="24"/>
-          <w:lang w:eastAsia="es-PE"/>
-        </w:rPr>
-        <w:t>Protection</w:t>
-      </w:r>
-      <w:proofErr w:type="spellEnd"/>
-      <w:r>
-        <w:rPr>
-          <w:rFonts w:ascii="Times New Roman" w:eastAsia="Times New Roman" w:hAnsi="Times New Roman" w:cs="Times New Roman"/>
-          <w:sz w:val="24"/>
-          <w:szCs w:val="24"/>
-          <w:lang w:eastAsia="es-PE"/>
+      <w:r>
+        <w:rPr>
+          <w:rFonts w:ascii="Times New Roman" w:eastAsia="Times New Roman" w:hAnsi="Times New Roman" w:cs="Times New Roman"/>
+          <w:sz w:val="24"/>
+          <w:szCs w:val="24"/>
+          <w:lang w:val="en-US" w:eastAsia="es-PE"/>
+        </w:rPr>
+        <w:t xml:space="preserve">Predicting changes in dormancy level in weed seed soil banks: Implications for weed management. </w:t>
+      </w:r>
+      <w:r>
+        <w:rPr>
+          <w:rFonts w:ascii="Times New Roman" w:eastAsia="Times New Roman" w:hAnsi="Times New Roman" w:cs="Times New Roman"/>
+          <w:i/>
+          <w:iCs/>
+          <w:sz w:val="24"/>
+          <w:szCs w:val="24"/>
+          <w:lang w:val="en-US" w:eastAsia="es-PE"/>
+        </w:rPr>
+        <w:t>Crop Protection</w:t>
+      </w:r>
+      <w:r>
+        <w:rPr>
+          <w:rFonts w:ascii="Times New Roman" w:eastAsia="Times New Roman" w:hAnsi="Times New Roman" w:cs="Times New Roman"/>
+          <w:sz w:val="24"/>
+          <w:szCs w:val="24"/>
+          <w:lang w:val="en-US" w:eastAsia="es-PE"/>
         </w:rPr>
         <w:t xml:space="preserve">, 60, 100–109. </w:t>
       </w:r>
-      <w:hyperlink r:id="rId9" w:history="1">
-        <w:r>
-          <w:rPr>
-            <w:rFonts w:ascii="Times New Roman" w:eastAsia="Times New Roman" w:hAnsi="Times New Roman" w:cs="Times New Roman"/>
-            <w:color w:val="0000FF"/>
-            <w:sz w:val="24"/>
-            <w:szCs w:val="24"/>
-            <w:u w:val="single"/>
-            <w:lang w:eastAsia="es-PE"/>
-          </w:rPr>
-          <w:t>https://doi.org/10.1016/j.cropro.2013.12.012</w:t>
-        </w:r>
-      </w:hyperlink>
+      <w:r>
+        <w:fldChar w:fldCharType="begin"/>
+      </w:r>
+      <w:r>
+        <w:rPr>
+          <w:lang w:val="en-US"/>
+        </w:rPr>
+        <w:instrText>HYPERLINK "https://doi.org/10.1016/j.cropro.2013.12.012"</w:instrText>
+      </w:r>
+      <w:r>
+        <w:fldChar w:fldCharType="separate"/>
+      </w:r>
+      <w:r>
+        <w:rPr>
+          <w:rFonts w:ascii="Times New Roman" w:eastAsia="Times New Roman" w:hAnsi="Times New Roman" w:cs="Times New Roman"/>
+          <w:color w:val="0000FF"/>
+          <w:sz w:val="24"/>
+          <w:szCs w:val="24"/>
+          <w:u w:val="single"/>
+          <w:lang w:val="en-US" w:eastAsia="es-PE"/>
+        </w:rPr>
+        <w:t>https://doi.org/10.1016/j.cropro.2013.12.012</w:t>
+      </w:r>
+      <w:r>
+        <w:fldChar w:fldCharType="end"/>
+      </w:r>
     </w:p>
     <w:p>
       <w:pPr>
@@ -2079,208 +1671,35 @@
           <w:rFonts w:ascii="Times New Roman" w:eastAsia="Times New Roman" w:hAnsi="Times New Roman" w:cs="Times New Roman"/>
           <w:sz w:val="24"/>
           <w:szCs w:val="24"/>
-          <w:lang w:eastAsia="es-PE"/>
-        </w:rPr>
-      </w:pPr>
-      <w:proofErr w:type="spellStart"/>
-      <w:r>
-        <w:rPr>
-          <w:rFonts w:ascii="Times New Roman" w:eastAsia="Times New Roman" w:hAnsi="Times New Roman" w:cs="Times New Roman"/>
-          <w:sz w:val="24"/>
-          <w:szCs w:val="24"/>
-          <w:lang w:eastAsia="es-PE"/>
-        </w:rPr>
-        <w:t>Bewley</w:t>
-      </w:r>
-      <w:proofErr w:type="spellEnd"/>
-      <w:r>
-        <w:rPr>
-          <w:rFonts w:ascii="Times New Roman" w:eastAsia="Times New Roman" w:hAnsi="Times New Roman" w:cs="Times New Roman"/>
-          <w:sz w:val="24"/>
-          <w:szCs w:val="24"/>
-          <w:lang w:eastAsia="es-PE"/>
-        </w:rPr>
-        <w:t xml:space="preserve">, J. D., Bradford, K. J., </w:t>
-      </w:r>
-      <w:proofErr w:type="spellStart"/>
-      <w:r>
-        <w:rPr>
-          <w:rFonts w:ascii="Times New Roman" w:eastAsia="Times New Roman" w:hAnsi="Times New Roman" w:cs="Times New Roman"/>
-          <w:sz w:val="24"/>
-          <w:szCs w:val="24"/>
-          <w:lang w:eastAsia="es-PE"/>
-        </w:rPr>
-        <w:t>Hilhorst</w:t>
-      </w:r>
-      <w:proofErr w:type="spellEnd"/>
-      <w:r>
-        <w:rPr>
-          <w:rFonts w:ascii="Times New Roman" w:eastAsia="Times New Roman" w:hAnsi="Times New Roman" w:cs="Times New Roman"/>
-          <w:sz w:val="24"/>
-          <w:szCs w:val="24"/>
-          <w:lang w:eastAsia="es-PE"/>
-        </w:rPr>
-        <w:t xml:space="preserve">, H. W. M., &amp; </w:t>
-      </w:r>
-      <w:proofErr w:type="spellStart"/>
-      <w:r>
-        <w:rPr>
-          <w:rFonts w:ascii="Times New Roman" w:eastAsia="Times New Roman" w:hAnsi="Times New Roman" w:cs="Times New Roman"/>
-          <w:sz w:val="24"/>
-          <w:szCs w:val="24"/>
-          <w:lang w:eastAsia="es-PE"/>
-        </w:rPr>
-        <w:t>Nonogaki</w:t>
-      </w:r>
-      <w:proofErr w:type="spellEnd"/>
-      <w:r>
-        <w:rPr>
-          <w:rFonts w:ascii="Times New Roman" w:eastAsia="Times New Roman" w:hAnsi="Times New Roman" w:cs="Times New Roman"/>
-          <w:sz w:val="24"/>
-          <w:szCs w:val="24"/>
-          <w:lang w:eastAsia="es-PE"/>
-        </w:rPr>
-        <w:t xml:space="preserve">, H. (2013). </w:t>
-      </w:r>
-      <w:proofErr w:type="spellStart"/>
-      <w:r>
-        <w:rPr>
-          <w:rFonts w:ascii="Times New Roman" w:eastAsia="Times New Roman" w:hAnsi="Times New Roman" w:cs="Times New Roman"/>
-          <w:i/>
-          <w:iCs/>
-          <w:sz w:val="24"/>
-          <w:szCs w:val="24"/>
-          <w:lang w:eastAsia="es-PE"/>
-        </w:rPr>
-        <w:t>Seeds</w:t>
-      </w:r>
-      <w:proofErr w:type="spellEnd"/>
-      <w:r>
-        <w:rPr>
-          <w:rFonts w:ascii="Times New Roman" w:eastAsia="Times New Roman" w:hAnsi="Times New Roman" w:cs="Times New Roman"/>
-          <w:i/>
-          <w:iCs/>
-          <w:sz w:val="24"/>
-          <w:szCs w:val="24"/>
-          <w:lang w:eastAsia="es-PE"/>
-        </w:rPr>
-        <w:t xml:space="preserve">: </w:t>
-      </w:r>
-      <w:proofErr w:type="spellStart"/>
-      <w:r>
-        <w:rPr>
-          <w:rFonts w:ascii="Times New Roman" w:eastAsia="Times New Roman" w:hAnsi="Times New Roman" w:cs="Times New Roman"/>
-          <w:i/>
-          <w:iCs/>
-          <w:sz w:val="24"/>
-          <w:szCs w:val="24"/>
-          <w:lang w:eastAsia="es-PE"/>
-        </w:rPr>
-        <w:t>Physiology</w:t>
-      </w:r>
-      <w:proofErr w:type="spellEnd"/>
-      <w:r>
-        <w:rPr>
-          <w:rFonts w:ascii="Times New Roman" w:eastAsia="Times New Roman" w:hAnsi="Times New Roman" w:cs="Times New Roman"/>
-          <w:i/>
-          <w:iCs/>
-          <w:sz w:val="24"/>
-          <w:szCs w:val="24"/>
-          <w:lang w:eastAsia="es-PE"/>
-        </w:rPr>
-        <w:t xml:space="preserve"> </w:t>
-      </w:r>
-      <w:proofErr w:type="spellStart"/>
-      <w:r>
-        <w:rPr>
-          <w:rFonts w:ascii="Times New Roman" w:eastAsia="Times New Roman" w:hAnsi="Times New Roman" w:cs="Times New Roman"/>
-          <w:i/>
-          <w:iCs/>
-          <w:sz w:val="24"/>
-          <w:szCs w:val="24"/>
-          <w:lang w:eastAsia="es-PE"/>
-        </w:rPr>
-        <w:t>of</w:t>
-      </w:r>
-      <w:proofErr w:type="spellEnd"/>
-      <w:r>
-        <w:rPr>
-          <w:rFonts w:ascii="Times New Roman" w:eastAsia="Times New Roman" w:hAnsi="Times New Roman" w:cs="Times New Roman"/>
-          <w:i/>
-          <w:iCs/>
-          <w:sz w:val="24"/>
-          <w:szCs w:val="24"/>
-          <w:lang w:eastAsia="es-PE"/>
-        </w:rPr>
-        <w:t xml:space="preserve"> </w:t>
-      </w:r>
-      <w:proofErr w:type="spellStart"/>
-      <w:r>
-        <w:rPr>
-          <w:rFonts w:ascii="Times New Roman" w:eastAsia="Times New Roman" w:hAnsi="Times New Roman" w:cs="Times New Roman"/>
-          <w:i/>
-          <w:iCs/>
-          <w:sz w:val="24"/>
-          <w:szCs w:val="24"/>
-          <w:lang w:eastAsia="es-PE"/>
-        </w:rPr>
-        <w:t>development</w:t>
-      </w:r>
-      <w:proofErr w:type="spellEnd"/>
-      <w:r>
-        <w:rPr>
-          <w:rFonts w:ascii="Times New Roman" w:eastAsia="Times New Roman" w:hAnsi="Times New Roman" w:cs="Times New Roman"/>
-          <w:i/>
-          <w:iCs/>
-          <w:sz w:val="24"/>
-          <w:szCs w:val="24"/>
-          <w:lang w:eastAsia="es-PE"/>
-        </w:rPr>
-        <w:t xml:space="preserve">, </w:t>
-      </w:r>
-      <w:proofErr w:type="spellStart"/>
-      <w:r>
-        <w:rPr>
-          <w:rFonts w:ascii="Times New Roman" w:eastAsia="Times New Roman" w:hAnsi="Times New Roman" w:cs="Times New Roman"/>
-          <w:i/>
-          <w:iCs/>
-          <w:sz w:val="24"/>
-          <w:szCs w:val="24"/>
-          <w:lang w:eastAsia="es-PE"/>
-        </w:rPr>
-        <w:t>germination</w:t>
-      </w:r>
-      <w:proofErr w:type="spellEnd"/>
-      <w:r>
-        <w:rPr>
-          <w:rFonts w:ascii="Times New Roman" w:eastAsia="Times New Roman" w:hAnsi="Times New Roman" w:cs="Times New Roman"/>
-          <w:i/>
-          <w:iCs/>
-          <w:sz w:val="24"/>
-          <w:szCs w:val="24"/>
-          <w:lang w:eastAsia="es-PE"/>
-        </w:rPr>
-        <w:t xml:space="preserve"> and </w:t>
-      </w:r>
-      <w:proofErr w:type="spellStart"/>
-      <w:r>
-        <w:rPr>
-          <w:rFonts w:ascii="Times New Roman" w:eastAsia="Times New Roman" w:hAnsi="Times New Roman" w:cs="Times New Roman"/>
-          <w:i/>
-          <w:iCs/>
-          <w:sz w:val="24"/>
-          <w:szCs w:val="24"/>
-          <w:lang w:eastAsia="es-PE"/>
-        </w:rPr>
-        <w:t>dormancy</w:t>
-      </w:r>
-      <w:proofErr w:type="spellEnd"/>
-      <w:r>
-        <w:rPr>
-          <w:rFonts w:ascii="Times New Roman" w:eastAsia="Times New Roman" w:hAnsi="Times New Roman" w:cs="Times New Roman"/>
-          <w:sz w:val="24"/>
-          <w:szCs w:val="24"/>
-          <w:lang w:eastAsia="es-PE"/>
+          <w:lang w:val="en-US" w:eastAsia="es-PE"/>
+        </w:rPr>
+      </w:pPr>
+      <w:r>
+        <w:rPr>
+          <w:rFonts w:ascii="Times New Roman" w:eastAsia="Times New Roman" w:hAnsi="Times New Roman" w:cs="Times New Roman"/>
+          <w:sz w:val="24"/>
+          <w:szCs w:val="24"/>
+          <w:lang w:val="en-US" w:eastAsia="es-PE"/>
+        </w:rPr>
+        <w:t xml:space="preserve">Bewley, J. D., Bradford, K. J., Hilhorst, H. W. M., &amp; Nonogaki, H. (2013). </w:t>
+      </w:r>
+      <w:r>
+        <w:rPr>
+          <w:rFonts w:ascii="Times New Roman" w:eastAsia="Times New Roman" w:hAnsi="Times New Roman" w:cs="Times New Roman"/>
+          <w:i/>
+          <w:iCs/>
+          <w:sz w:val="24"/>
+          <w:szCs w:val="24"/>
+          <w:lang w:val="en-US" w:eastAsia="es-PE"/>
+        </w:rPr>
+        <w:t>Seeds: Physiology of development, germination and dormancy</w:t>
+      </w:r>
+      <w:r>
+        <w:rPr>
+          <w:rFonts w:ascii="Times New Roman" w:eastAsia="Times New Roman" w:hAnsi="Times New Roman" w:cs="Times New Roman"/>
+          <w:sz w:val="24"/>
+          <w:szCs w:val="24"/>
+          <w:lang w:val="en-US" w:eastAsia="es-PE"/>
         </w:rPr>
         <w:t xml:space="preserve"> (3rd ed.). Springer.</w:t>
       </w:r>
@@ -2294,288 +1713,64 @@
           <w:rFonts w:ascii="Times New Roman" w:eastAsia="Times New Roman" w:hAnsi="Times New Roman" w:cs="Times New Roman"/>
           <w:sz w:val="24"/>
           <w:szCs w:val="24"/>
-          <w:lang w:eastAsia="es-PE"/>
-        </w:rPr>
-      </w:pPr>
-      <w:proofErr w:type="spellStart"/>
-      <w:r>
-        <w:rPr>
-          <w:rFonts w:ascii="Times New Roman" w:eastAsia="Times New Roman" w:hAnsi="Times New Roman" w:cs="Times New Roman"/>
-          <w:sz w:val="24"/>
-          <w:szCs w:val="24"/>
-          <w:lang w:eastAsia="es-PE"/>
-        </w:rPr>
-        <w:t>Borthwick</w:t>
-      </w:r>
-      <w:proofErr w:type="spellEnd"/>
-      <w:r>
-        <w:rPr>
-          <w:rFonts w:ascii="Times New Roman" w:eastAsia="Times New Roman" w:hAnsi="Times New Roman" w:cs="Times New Roman"/>
-          <w:sz w:val="24"/>
-          <w:szCs w:val="24"/>
-          <w:lang w:eastAsia="es-PE"/>
-        </w:rPr>
-        <w:t xml:space="preserve">, H. A., Hendricks, S. B., Parker, M. W., Toole, E. H., &amp; Toole, V. K. (1952). A reversible </w:t>
-      </w:r>
-      <w:proofErr w:type="spellStart"/>
-      <w:r>
-        <w:rPr>
-          <w:rFonts w:ascii="Times New Roman" w:eastAsia="Times New Roman" w:hAnsi="Times New Roman" w:cs="Times New Roman"/>
-          <w:sz w:val="24"/>
-          <w:szCs w:val="24"/>
-          <w:lang w:eastAsia="es-PE"/>
-        </w:rPr>
-        <w:t>photoreaction</w:t>
-      </w:r>
-      <w:proofErr w:type="spellEnd"/>
-      <w:r>
-        <w:rPr>
-          <w:rFonts w:ascii="Times New Roman" w:eastAsia="Times New Roman" w:hAnsi="Times New Roman" w:cs="Times New Roman"/>
-          <w:sz w:val="24"/>
-          <w:szCs w:val="24"/>
-          <w:lang w:eastAsia="es-PE"/>
-        </w:rPr>
-        <w:t xml:space="preserve"> </w:t>
-      </w:r>
-      <w:proofErr w:type="spellStart"/>
-      <w:r>
-        <w:rPr>
-          <w:rFonts w:ascii="Times New Roman" w:eastAsia="Times New Roman" w:hAnsi="Times New Roman" w:cs="Times New Roman"/>
-          <w:sz w:val="24"/>
-          <w:szCs w:val="24"/>
-          <w:lang w:eastAsia="es-PE"/>
-        </w:rPr>
-        <w:t>controlling</w:t>
-      </w:r>
-      <w:proofErr w:type="spellEnd"/>
-      <w:r>
-        <w:rPr>
-          <w:rFonts w:ascii="Times New Roman" w:eastAsia="Times New Roman" w:hAnsi="Times New Roman" w:cs="Times New Roman"/>
-          <w:sz w:val="24"/>
-          <w:szCs w:val="24"/>
-          <w:lang w:eastAsia="es-PE"/>
-        </w:rPr>
-        <w:t xml:space="preserve"> </w:t>
-      </w:r>
-      <w:proofErr w:type="spellStart"/>
-      <w:r>
-        <w:rPr>
-          <w:rFonts w:ascii="Times New Roman" w:eastAsia="Times New Roman" w:hAnsi="Times New Roman" w:cs="Times New Roman"/>
-          <w:sz w:val="24"/>
-          <w:szCs w:val="24"/>
-          <w:lang w:eastAsia="es-PE"/>
-        </w:rPr>
-        <w:t>seed</w:t>
-      </w:r>
-      <w:proofErr w:type="spellEnd"/>
-      <w:r>
-        <w:rPr>
-          <w:rFonts w:ascii="Times New Roman" w:eastAsia="Times New Roman" w:hAnsi="Times New Roman" w:cs="Times New Roman"/>
-          <w:sz w:val="24"/>
-          <w:szCs w:val="24"/>
-          <w:lang w:eastAsia="es-PE"/>
-        </w:rPr>
-        <w:t xml:space="preserve"> </w:t>
-      </w:r>
-      <w:proofErr w:type="spellStart"/>
-      <w:r>
-        <w:rPr>
-          <w:rFonts w:ascii="Times New Roman" w:eastAsia="Times New Roman" w:hAnsi="Times New Roman" w:cs="Times New Roman"/>
-          <w:sz w:val="24"/>
-          <w:szCs w:val="24"/>
-          <w:lang w:eastAsia="es-PE"/>
-        </w:rPr>
-        <w:t>germination</w:t>
-      </w:r>
-      <w:proofErr w:type="spellEnd"/>
-      <w:r>
-        <w:rPr>
-          <w:rFonts w:ascii="Times New Roman" w:eastAsia="Times New Roman" w:hAnsi="Times New Roman" w:cs="Times New Roman"/>
-          <w:sz w:val="24"/>
-          <w:szCs w:val="24"/>
-          <w:lang w:eastAsia="es-PE"/>
-        </w:rPr>
-        <w:t xml:space="preserve">. </w:t>
-      </w:r>
-      <w:proofErr w:type="spellStart"/>
-      <w:r>
-        <w:rPr>
-          <w:rFonts w:ascii="Times New Roman" w:eastAsia="Times New Roman" w:hAnsi="Times New Roman" w:cs="Times New Roman"/>
-          <w:i/>
-          <w:iCs/>
-          <w:sz w:val="24"/>
-          <w:szCs w:val="24"/>
-          <w:lang w:eastAsia="es-PE"/>
-        </w:rPr>
-        <w:t>Proceedings</w:t>
-      </w:r>
-      <w:proofErr w:type="spellEnd"/>
-      <w:r>
-        <w:rPr>
-          <w:rFonts w:ascii="Times New Roman" w:eastAsia="Times New Roman" w:hAnsi="Times New Roman" w:cs="Times New Roman"/>
-          <w:i/>
-          <w:iCs/>
-          <w:sz w:val="24"/>
-          <w:szCs w:val="24"/>
-          <w:lang w:eastAsia="es-PE"/>
-        </w:rPr>
-        <w:t xml:space="preserve"> </w:t>
-      </w:r>
-      <w:proofErr w:type="spellStart"/>
-      <w:r>
-        <w:rPr>
-          <w:rFonts w:ascii="Times New Roman" w:eastAsia="Times New Roman" w:hAnsi="Times New Roman" w:cs="Times New Roman"/>
-          <w:i/>
-          <w:iCs/>
-          <w:sz w:val="24"/>
-          <w:szCs w:val="24"/>
-          <w:lang w:eastAsia="es-PE"/>
-        </w:rPr>
-        <w:t>of</w:t>
-      </w:r>
-      <w:proofErr w:type="spellEnd"/>
-      <w:r>
-        <w:rPr>
-          <w:rFonts w:ascii="Times New Roman" w:eastAsia="Times New Roman" w:hAnsi="Times New Roman" w:cs="Times New Roman"/>
-          <w:i/>
-          <w:iCs/>
-          <w:sz w:val="24"/>
-          <w:szCs w:val="24"/>
-          <w:lang w:eastAsia="es-PE"/>
-        </w:rPr>
-        <w:t xml:space="preserve"> </w:t>
-      </w:r>
-      <w:proofErr w:type="spellStart"/>
-      <w:r>
-        <w:rPr>
-          <w:rFonts w:ascii="Times New Roman" w:eastAsia="Times New Roman" w:hAnsi="Times New Roman" w:cs="Times New Roman"/>
-          <w:i/>
-          <w:iCs/>
-          <w:sz w:val="24"/>
-          <w:szCs w:val="24"/>
-          <w:lang w:eastAsia="es-PE"/>
-        </w:rPr>
-        <w:t>the</w:t>
-      </w:r>
-      <w:proofErr w:type="spellEnd"/>
-      <w:r>
-        <w:rPr>
-          <w:rFonts w:ascii="Times New Roman" w:eastAsia="Times New Roman" w:hAnsi="Times New Roman" w:cs="Times New Roman"/>
-          <w:i/>
-          <w:iCs/>
-          <w:sz w:val="24"/>
-          <w:szCs w:val="24"/>
-          <w:lang w:eastAsia="es-PE"/>
-        </w:rPr>
-        <w:t xml:space="preserve"> </w:t>
-      </w:r>
-      <w:proofErr w:type="spellStart"/>
-      <w:r>
-        <w:rPr>
-          <w:rFonts w:ascii="Times New Roman" w:eastAsia="Times New Roman" w:hAnsi="Times New Roman" w:cs="Times New Roman"/>
-          <w:i/>
-          <w:iCs/>
-          <w:sz w:val="24"/>
-          <w:szCs w:val="24"/>
-          <w:lang w:eastAsia="es-PE"/>
-        </w:rPr>
-        <w:t>National</w:t>
-      </w:r>
-      <w:proofErr w:type="spellEnd"/>
-      <w:r>
-        <w:rPr>
-          <w:rFonts w:ascii="Times New Roman" w:eastAsia="Times New Roman" w:hAnsi="Times New Roman" w:cs="Times New Roman"/>
-          <w:i/>
-          <w:iCs/>
-          <w:sz w:val="24"/>
-          <w:szCs w:val="24"/>
-          <w:lang w:eastAsia="es-PE"/>
-        </w:rPr>
-        <w:t xml:space="preserve"> </w:t>
-      </w:r>
-      <w:proofErr w:type="spellStart"/>
-      <w:r>
-        <w:rPr>
-          <w:rFonts w:ascii="Times New Roman" w:eastAsia="Times New Roman" w:hAnsi="Times New Roman" w:cs="Times New Roman"/>
-          <w:i/>
-          <w:iCs/>
-          <w:sz w:val="24"/>
-          <w:szCs w:val="24"/>
-          <w:lang w:eastAsia="es-PE"/>
-        </w:rPr>
-        <w:t>Academy</w:t>
-      </w:r>
-      <w:proofErr w:type="spellEnd"/>
-      <w:r>
-        <w:rPr>
-          <w:rFonts w:ascii="Times New Roman" w:eastAsia="Times New Roman" w:hAnsi="Times New Roman" w:cs="Times New Roman"/>
-          <w:i/>
-          <w:iCs/>
-          <w:sz w:val="24"/>
-          <w:szCs w:val="24"/>
-          <w:lang w:eastAsia="es-PE"/>
-        </w:rPr>
-        <w:t xml:space="preserve"> </w:t>
-      </w:r>
-      <w:proofErr w:type="spellStart"/>
-      <w:r>
-        <w:rPr>
-          <w:rFonts w:ascii="Times New Roman" w:eastAsia="Times New Roman" w:hAnsi="Times New Roman" w:cs="Times New Roman"/>
-          <w:i/>
-          <w:iCs/>
-          <w:sz w:val="24"/>
-          <w:szCs w:val="24"/>
-          <w:lang w:eastAsia="es-PE"/>
-        </w:rPr>
-        <w:t>of</w:t>
-      </w:r>
-      <w:proofErr w:type="spellEnd"/>
-      <w:r>
-        <w:rPr>
-          <w:rFonts w:ascii="Times New Roman" w:eastAsia="Times New Roman" w:hAnsi="Times New Roman" w:cs="Times New Roman"/>
-          <w:i/>
-          <w:iCs/>
-          <w:sz w:val="24"/>
-          <w:szCs w:val="24"/>
-          <w:lang w:eastAsia="es-PE"/>
-        </w:rPr>
-        <w:t xml:space="preserve"> </w:t>
-      </w:r>
-      <w:proofErr w:type="spellStart"/>
-      <w:r>
-        <w:rPr>
-          <w:rFonts w:ascii="Times New Roman" w:eastAsia="Times New Roman" w:hAnsi="Times New Roman" w:cs="Times New Roman"/>
-          <w:i/>
-          <w:iCs/>
-          <w:sz w:val="24"/>
-          <w:szCs w:val="24"/>
-          <w:lang w:eastAsia="es-PE"/>
-        </w:rPr>
-        <w:t>Sciences</w:t>
-      </w:r>
-      <w:proofErr w:type="spellEnd"/>
-      <w:r>
-        <w:rPr>
-          <w:rFonts w:ascii="Times New Roman" w:eastAsia="Times New Roman" w:hAnsi="Times New Roman" w:cs="Times New Roman"/>
-          <w:sz w:val="24"/>
-          <w:szCs w:val="24"/>
-          <w:lang w:eastAsia="es-PE"/>
+          <w:lang w:val="en-US" w:eastAsia="es-PE"/>
+        </w:rPr>
+      </w:pPr>
+      <w:r>
+        <w:rPr>
+          <w:rFonts w:ascii="Times New Roman" w:eastAsia="Times New Roman" w:hAnsi="Times New Roman" w:cs="Times New Roman"/>
+          <w:sz w:val="24"/>
+          <w:szCs w:val="24"/>
+          <w:lang w:val="en-US" w:eastAsia="es-PE"/>
+        </w:rPr>
+        <w:t xml:space="preserve">Borthwick, H. A., Hendricks, S. B., Parker, M. W., Toole, E. H., &amp; Toole, V. K. (1952). A reversible photoreaction controlling seed germination. </w:t>
+      </w:r>
+      <w:r>
+        <w:rPr>
+          <w:rFonts w:ascii="Times New Roman" w:eastAsia="Times New Roman" w:hAnsi="Times New Roman" w:cs="Times New Roman"/>
+          <w:i/>
+          <w:iCs/>
+          <w:sz w:val="24"/>
+          <w:szCs w:val="24"/>
+          <w:lang w:val="en-US" w:eastAsia="es-PE"/>
+        </w:rPr>
+        <w:t>Proceedings of the National Academy of Sciences</w:t>
+      </w:r>
+      <w:r>
+        <w:rPr>
+          <w:rFonts w:ascii="Times New Roman" w:eastAsia="Times New Roman" w:hAnsi="Times New Roman" w:cs="Times New Roman"/>
+          <w:sz w:val="24"/>
+          <w:szCs w:val="24"/>
+          <w:lang w:val="en-US" w:eastAsia="es-PE"/>
         </w:rPr>
         <w:t xml:space="preserve">, 38(8), 662–666. </w:t>
       </w:r>
-      <w:hyperlink r:id="rId10" w:history="1">
-        <w:r>
-          <w:rPr>
-            <w:rFonts w:ascii="Times New Roman" w:eastAsia="Times New Roman" w:hAnsi="Times New Roman" w:cs="Times New Roman"/>
-            <w:color w:val="0000FF"/>
-            <w:sz w:val="24"/>
-            <w:szCs w:val="24"/>
-            <w:u w:val="single"/>
-            <w:lang w:eastAsia="es-PE"/>
-          </w:rPr>
-          <w:t>https://doi.org/10.1073/pnas.38.8.662</w:t>
-        </w:r>
-      </w:hyperlink>
+      <w:r>
+        <w:fldChar w:fldCharType="begin"/>
+      </w:r>
+      <w:r>
+        <w:rPr>
+          <w:lang w:val="en-US"/>
+        </w:rPr>
+        <w:instrText>HYPERLINK "https://doi.org/10.1073/pnas.38.8.662"</w:instrText>
+      </w:r>
+      <w:r>
+        <w:fldChar w:fldCharType="separate"/>
+      </w:r>
+      <w:r>
+        <w:rPr>
+          <w:rFonts w:ascii="Times New Roman" w:eastAsia="Times New Roman" w:hAnsi="Times New Roman" w:cs="Times New Roman"/>
+          <w:color w:val="0000FF"/>
+          <w:sz w:val="24"/>
+          <w:szCs w:val="24"/>
+          <w:u w:val="single"/>
+          <w:lang w:val="en-US" w:eastAsia="es-PE"/>
+        </w:rPr>
+        <w:t>https://doi.org/10.1073/pnas.38.8.662</w:t>
+      </w:r>
+      <w:r>
+        <w:fldChar w:fldCharType="end"/>
+      </w:r>
     </w:p>
     <w:p>
       <w:pPr>
@@ -2586,257 +1781,64 @@
           <w:rFonts w:ascii="Times New Roman" w:eastAsia="Times New Roman" w:hAnsi="Times New Roman" w:cs="Times New Roman"/>
           <w:sz w:val="24"/>
           <w:szCs w:val="24"/>
-          <w:lang w:eastAsia="es-PE"/>
-        </w:rPr>
-      </w:pPr>
-      <w:r>
-        <w:rPr>
-          <w:rFonts w:ascii="Times New Roman" w:eastAsia="Times New Roman" w:hAnsi="Times New Roman" w:cs="Times New Roman"/>
-          <w:sz w:val="24"/>
-          <w:szCs w:val="24"/>
-          <w:lang w:eastAsia="es-PE"/>
-        </w:rPr>
-        <w:t xml:space="preserve">Bradford, K. J. (2002). </w:t>
-      </w:r>
-      <w:proofErr w:type="spellStart"/>
-      <w:r>
-        <w:rPr>
-          <w:rFonts w:ascii="Times New Roman" w:eastAsia="Times New Roman" w:hAnsi="Times New Roman" w:cs="Times New Roman"/>
-          <w:sz w:val="24"/>
-          <w:szCs w:val="24"/>
-          <w:lang w:eastAsia="es-PE"/>
-        </w:rPr>
-        <w:t>Applications</w:t>
-      </w:r>
-      <w:proofErr w:type="spellEnd"/>
-      <w:r>
-        <w:rPr>
-          <w:rFonts w:ascii="Times New Roman" w:eastAsia="Times New Roman" w:hAnsi="Times New Roman" w:cs="Times New Roman"/>
-          <w:sz w:val="24"/>
-          <w:szCs w:val="24"/>
-          <w:lang w:eastAsia="es-PE"/>
-        </w:rPr>
-        <w:t xml:space="preserve"> </w:t>
-      </w:r>
-      <w:proofErr w:type="spellStart"/>
-      <w:r>
-        <w:rPr>
-          <w:rFonts w:ascii="Times New Roman" w:eastAsia="Times New Roman" w:hAnsi="Times New Roman" w:cs="Times New Roman"/>
-          <w:sz w:val="24"/>
-          <w:szCs w:val="24"/>
-          <w:lang w:eastAsia="es-PE"/>
-        </w:rPr>
-        <w:t>of</w:t>
-      </w:r>
-      <w:proofErr w:type="spellEnd"/>
-      <w:r>
-        <w:rPr>
-          <w:rFonts w:ascii="Times New Roman" w:eastAsia="Times New Roman" w:hAnsi="Times New Roman" w:cs="Times New Roman"/>
-          <w:sz w:val="24"/>
-          <w:szCs w:val="24"/>
-          <w:lang w:eastAsia="es-PE"/>
-        </w:rPr>
-        <w:t xml:space="preserve"> </w:t>
-      </w:r>
-      <w:proofErr w:type="spellStart"/>
-      <w:r>
-        <w:rPr>
-          <w:rFonts w:ascii="Times New Roman" w:eastAsia="Times New Roman" w:hAnsi="Times New Roman" w:cs="Times New Roman"/>
-          <w:sz w:val="24"/>
-          <w:szCs w:val="24"/>
-          <w:lang w:eastAsia="es-PE"/>
-        </w:rPr>
-        <w:t>hydrothermal</w:t>
-      </w:r>
-      <w:proofErr w:type="spellEnd"/>
-      <w:r>
-        <w:rPr>
-          <w:rFonts w:ascii="Times New Roman" w:eastAsia="Times New Roman" w:hAnsi="Times New Roman" w:cs="Times New Roman"/>
-          <w:sz w:val="24"/>
-          <w:szCs w:val="24"/>
-          <w:lang w:eastAsia="es-PE"/>
-        </w:rPr>
-        <w:t xml:space="preserve"> time </w:t>
-      </w:r>
-      <w:proofErr w:type="spellStart"/>
-      <w:r>
-        <w:rPr>
-          <w:rFonts w:ascii="Times New Roman" w:eastAsia="Times New Roman" w:hAnsi="Times New Roman" w:cs="Times New Roman"/>
-          <w:sz w:val="24"/>
-          <w:szCs w:val="24"/>
-          <w:lang w:eastAsia="es-PE"/>
-        </w:rPr>
-        <w:t>to</w:t>
-      </w:r>
-      <w:proofErr w:type="spellEnd"/>
-      <w:r>
-        <w:rPr>
-          <w:rFonts w:ascii="Times New Roman" w:eastAsia="Times New Roman" w:hAnsi="Times New Roman" w:cs="Times New Roman"/>
-          <w:sz w:val="24"/>
-          <w:szCs w:val="24"/>
-          <w:lang w:eastAsia="es-PE"/>
-        </w:rPr>
-        <w:t xml:space="preserve"> </w:t>
-      </w:r>
-      <w:proofErr w:type="spellStart"/>
-      <w:r>
-        <w:rPr>
-          <w:rFonts w:ascii="Times New Roman" w:eastAsia="Times New Roman" w:hAnsi="Times New Roman" w:cs="Times New Roman"/>
-          <w:sz w:val="24"/>
-          <w:szCs w:val="24"/>
-          <w:lang w:eastAsia="es-PE"/>
-        </w:rPr>
-        <w:t>quantifying</w:t>
-      </w:r>
-      <w:proofErr w:type="spellEnd"/>
-      <w:r>
-        <w:rPr>
-          <w:rFonts w:ascii="Times New Roman" w:eastAsia="Times New Roman" w:hAnsi="Times New Roman" w:cs="Times New Roman"/>
-          <w:sz w:val="24"/>
-          <w:szCs w:val="24"/>
-          <w:lang w:eastAsia="es-PE"/>
-        </w:rPr>
-        <w:t xml:space="preserve"> and </w:t>
-      </w:r>
-      <w:proofErr w:type="spellStart"/>
-      <w:r>
-        <w:rPr>
-          <w:rFonts w:ascii="Times New Roman" w:eastAsia="Times New Roman" w:hAnsi="Times New Roman" w:cs="Times New Roman"/>
-          <w:sz w:val="24"/>
-          <w:szCs w:val="24"/>
-          <w:lang w:eastAsia="es-PE"/>
-        </w:rPr>
-        <w:t>modeling</w:t>
-      </w:r>
-      <w:proofErr w:type="spellEnd"/>
-      <w:r>
-        <w:rPr>
-          <w:rFonts w:ascii="Times New Roman" w:eastAsia="Times New Roman" w:hAnsi="Times New Roman" w:cs="Times New Roman"/>
-          <w:sz w:val="24"/>
-          <w:szCs w:val="24"/>
-          <w:lang w:eastAsia="es-PE"/>
-        </w:rPr>
-        <w:t xml:space="preserve"> </w:t>
-      </w:r>
-      <w:proofErr w:type="spellStart"/>
-      <w:r>
-        <w:rPr>
-          <w:rFonts w:ascii="Times New Roman" w:eastAsia="Times New Roman" w:hAnsi="Times New Roman" w:cs="Times New Roman"/>
-          <w:sz w:val="24"/>
-          <w:szCs w:val="24"/>
-          <w:lang w:eastAsia="es-PE"/>
-        </w:rPr>
-        <w:t>seed</w:t>
-      </w:r>
-      <w:proofErr w:type="spellEnd"/>
-      <w:r>
-        <w:rPr>
-          <w:rFonts w:ascii="Times New Roman" w:eastAsia="Times New Roman" w:hAnsi="Times New Roman" w:cs="Times New Roman"/>
-          <w:sz w:val="24"/>
-          <w:szCs w:val="24"/>
-          <w:lang w:eastAsia="es-PE"/>
-        </w:rPr>
-        <w:t xml:space="preserve"> </w:t>
-      </w:r>
-      <w:proofErr w:type="spellStart"/>
-      <w:r>
-        <w:rPr>
-          <w:rFonts w:ascii="Times New Roman" w:eastAsia="Times New Roman" w:hAnsi="Times New Roman" w:cs="Times New Roman"/>
-          <w:sz w:val="24"/>
-          <w:szCs w:val="24"/>
-          <w:lang w:eastAsia="es-PE"/>
-        </w:rPr>
-        <w:t>germination</w:t>
-      </w:r>
-      <w:proofErr w:type="spellEnd"/>
-      <w:r>
-        <w:rPr>
-          <w:rFonts w:ascii="Times New Roman" w:eastAsia="Times New Roman" w:hAnsi="Times New Roman" w:cs="Times New Roman"/>
-          <w:sz w:val="24"/>
-          <w:szCs w:val="24"/>
-          <w:lang w:eastAsia="es-PE"/>
-        </w:rPr>
-        <w:t xml:space="preserve"> and </w:t>
-      </w:r>
-      <w:proofErr w:type="spellStart"/>
-      <w:r>
-        <w:rPr>
-          <w:rFonts w:ascii="Times New Roman" w:eastAsia="Times New Roman" w:hAnsi="Times New Roman" w:cs="Times New Roman"/>
-          <w:sz w:val="24"/>
-          <w:szCs w:val="24"/>
-          <w:lang w:eastAsia="es-PE"/>
-        </w:rPr>
-        <w:t>dormancy</w:t>
-      </w:r>
-      <w:proofErr w:type="spellEnd"/>
-      <w:r>
-        <w:rPr>
-          <w:rFonts w:ascii="Times New Roman" w:eastAsia="Times New Roman" w:hAnsi="Times New Roman" w:cs="Times New Roman"/>
-          <w:sz w:val="24"/>
-          <w:szCs w:val="24"/>
-          <w:lang w:eastAsia="es-PE"/>
-        </w:rPr>
-        <w:t xml:space="preserve">. </w:t>
-      </w:r>
-      <w:proofErr w:type="spellStart"/>
-      <w:r>
-        <w:rPr>
-          <w:rFonts w:ascii="Times New Roman" w:eastAsia="Times New Roman" w:hAnsi="Times New Roman" w:cs="Times New Roman"/>
-          <w:i/>
-          <w:iCs/>
-          <w:sz w:val="24"/>
-          <w:szCs w:val="24"/>
-          <w:lang w:eastAsia="es-PE"/>
-        </w:rPr>
-        <w:t>Weed</w:t>
-      </w:r>
-      <w:proofErr w:type="spellEnd"/>
-      <w:r>
-        <w:rPr>
-          <w:rFonts w:ascii="Times New Roman" w:eastAsia="Times New Roman" w:hAnsi="Times New Roman" w:cs="Times New Roman"/>
-          <w:i/>
-          <w:iCs/>
-          <w:sz w:val="24"/>
-          <w:szCs w:val="24"/>
-          <w:lang w:eastAsia="es-PE"/>
-        </w:rPr>
-        <w:t xml:space="preserve"> </w:t>
-      </w:r>
-      <w:proofErr w:type="spellStart"/>
-      <w:r>
-        <w:rPr>
-          <w:rFonts w:ascii="Times New Roman" w:eastAsia="Times New Roman" w:hAnsi="Times New Roman" w:cs="Times New Roman"/>
-          <w:i/>
-          <w:iCs/>
-          <w:sz w:val="24"/>
-          <w:szCs w:val="24"/>
-          <w:lang w:eastAsia="es-PE"/>
-        </w:rPr>
-        <w:t>Science</w:t>
-      </w:r>
-      <w:proofErr w:type="spellEnd"/>
-      <w:r>
-        <w:rPr>
-          <w:rFonts w:ascii="Times New Roman" w:eastAsia="Times New Roman" w:hAnsi="Times New Roman" w:cs="Times New Roman"/>
-          <w:sz w:val="24"/>
-          <w:szCs w:val="24"/>
-          <w:lang w:eastAsia="es-PE"/>
+          <w:lang w:val="en-US" w:eastAsia="es-PE"/>
+        </w:rPr>
+      </w:pPr>
+      <w:r>
+        <w:rPr>
+          <w:rFonts w:ascii="Times New Roman" w:eastAsia="Times New Roman" w:hAnsi="Times New Roman" w:cs="Times New Roman"/>
+          <w:sz w:val="24"/>
+          <w:szCs w:val="24"/>
+          <w:lang w:val="en-US" w:eastAsia="es-PE"/>
+        </w:rPr>
+        <w:t xml:space="preserve">Bradford, K. J. (2002). Applications of hydrothermal time to quantifying and modeling seed germination and dormancy. </w:t>
+      </w:r>
+      <w:r>
+        <w:rPr>
+          <w:rFonts w:ascii="Times New Roman" w:eastAsia="Times New Roman" w:hAnsi="Times New Roman" w:cs="Times New Roman"/>
+          <w:i/>
+          <w:iCs/>
+          <w:sz w:val="24"/>
+          <w:szCs w:val="24"/>
+          <w:lang w:val="en-US" w:eastAsia="es-PE"/>
+        </w:rPr>
+        <w:t>Weed Science</w:t>
+      </w:r>
+      <w:r>
+        <w:rPr>
+          <w:rFonts w:ascii="Times New Roman" w:eastAsia="Times New Roman" w:hAnsi="Times New Roman" w:cs="Times New Roman"/>
+          <w:sz w:val="24"/>
+          <w:szCs w:val="24"/>
+          <w:lang w:val="en-US" w:eastAsia="es-PE"/>
         </w:rPr>
         <w:t xml:space="preserve">, 50(2), 248–260. </w:t>
       </w:r>
-      <w:hyperlink r:id="rId11" w:history="1">
-        <w:r>
-          <w:rPr>
-            <w:rFonts w:ascii="Times New Roman" w:eastAsia="Times New Roman" w:hAnsi="Times New Roman" w:cs="Times New Roman"/>
-            <w:color w:val="0000FF"/>
-            <w:sz w:val="24"/>
-            <w:szCs w:val="24"/>
-            <w:u w:val="single"/>
-            <w:lang w:eastAsia="es-PE"/>
-          </w:rPr>
-          <w:t>https://doi.org/10.1614/0043-1745(2002)050[0248:AOHTTQ]2.0.CO;2</w:t>
-        </w:r>
-      </w:hyperlink>
+      <w:r>
+        <w:fldChar w:fldCharType="begin"/>
+      </w:r>
+      <w:r>
+        <w:rPr>
+          <w:lang w:val="en-US"/>
+        </w:rPr>
+        <w:instrText>HYPERLINK "https://doi.org/10.1614/0043-1745(2002)050%5B0248:AOHTTQ%5D2.0.CO;2"</w:instrText>
+      </w:r>
+      <w:r>
+        <w:fldChar w:fldCharType="separate"/>
+      </w:r>
+      <w:r>
+        <w:rPr>
+          <w:rFonts w:ascii="Times New Roman" w:eastAsia="Times New Roman" w:hAnsi="Times New Roman" w:cs="Times New Roman"/>
+          <w:color w:val="0000FF"/>
+          <w:sz w:val="24"/>
+          <w:szCs w:val="24"/>
+          <w:u w:val="single"/>
+          <w:lang w:val="en-US" w:eastAsia="es-PE"/>
+        </w:rPr>
+        <w:t>https://doi.org/10.1614/0043-1745(2002)050[0248:AOHTTQ]2.0.CO;2</w:t>
+      </w:r>
+      <w:r>
+        <w:fldChar w:fldCharType="end"/>
+      </w:r>
     </w:p>
     <w:p>
       <w:pPr>
@@ -2850,15 +1852,37 @@
           <w:lang w:eastAsia="es-PE"/>
         </w:rPr>
       </w:pPr>
+      <w:r>
+        <w:rPr>
+          <w:rFonts w:ascii="Times New Roman" w:eastAsia="Times New Roman" w:hAnsi="Times New Roman" w:cs="Times New Roman"/>
+          <w:sz w:val="24"/>
+          <w:szCs w:val="24"/>
+          <w:lang w:val="en-US" w:eastAsia="es-PE"/>
+        </w:rPr>
+        <w:t xml:space="preserve">Finch-Savage, W. E., &amp; Leubner-Metzger, G. (2006). Seed dormancy and the control of germination. </w:t>
+      </w:r>
+      <w:r>
+        <w:rPr>
+          <w:rFonts w:ascii="Times New Roman" w:eastAsia="Times New Roman" w:hAnsi="Times New Roman" w:cs="Times New Roman"/>
+          <w:i/>
+          <w:iCs/>
+          <w:sz w:val="24"/>
+          <w:szCs w:val="24"/>
+          <w:lang w:eastAsia="es-PE"/>
+        </w:rPr>
+        <w:t xml:space="preserve">New </w:t>
+      </w:r>
       <w:proofErr w:type="spellStart"/>
       <w:r>
         <w:rPr>
           <w:rFonts w:ascii="Times New Roman" w:eastAsia="Times New Roman" w:hAnsi="Times New Roman" w:cs="Times New Roman"/>
-          <w:sz w:val="24"/>
-          <w:szCs w:val="24"/>
-          <w:lang w:eastAsia="es-PE"/>
-        </w:rPr>
-        <w:t>Finch-Savage</w:t>
+          <w:i/>
+          <w:iCs/>
+          <w:sz w:val="24"/>
+          <w:szCs w:val="24"/>
+          <w:lang w:eastAsia="es-PE"/>
+        </w:rPr>
+        <w:t>Phytologist</w:t>
       </w:r>
       <w:proofErr w:type="spellEnd"/>
       <w:r>
@@ -2868,162 +1892,9 @@
           <w:szCs w:val="24"/>
           <w:lang w:eastAsia="es-PE"/>
         </w:rPr>
-        <w:t xml:space="preserve">, W. E., &amp; </w:t>
-      </w:r>
-      <w:proofErr w:type="spellStart"/>
-      <w:r>
-        <w:rPr>
-          <w:rFonts w:ascii="Times New Roman" w:eastAsia="Times New Roman" w:hAnsi="Times New Roman" w:cs="Times New Roman"/>
-          <w:sz w:val="24"/>
-          <w:szCs w:val="24"/>
-          <w:lang w:eastAsia="es-PE"/>
-        </w:rPr>
-        <w:t>Leubner-Metzger</w:t>
-      </w:r>
-      <w:proofErr w:type="spellEnd"/>
-      <w:r>
-        <w:rPr>
-          <w:rFonts w:ascii="Times New Roman" w:eastAsia="Times New Roman" w:hAnsi="Times New Roman" w:cs="Times New Roman"/>
-          <w:sz w:val="24"/>
-          <w:szCs w:val="24"/>
-          <w:lang w:eastAsia="es-PE"/>
-        </w:rPr>
-        <w:t xml:space="preserve">, G. (2006). </w:t>
-      </w:r>
-      <w:proofErr w:type="spellStart"/>
-      <w:r>
-        <w:rPr>
-          <w:rFonts w:ascii="Times New Roman" w:eastAsia="Times New Roman" w:hAnsi="Times New Roman" w:cs="Times New Roman"/>
-          <w:sz w:val="24"/>
-          <w:szCs w:val="24"/>
-          <w:lang w:eastAsia="es-PE"/>
-        </w:rPr>
-        <w:t>Seed</w:t>
-      </w:r>
-      <w:proofErr w:type="spellEnd"/>
-      <w:r>
-        <w:rPr>
-          <w:rFonts w:ascii="Times New Roman" w:eastAsia="Times New Roman" w:hAnsi="Times New Roman" w:cs="Times New Roman"/>
-          <w:sz w:val="24"/>
-          <w:szCs w:val="24"/>
-          <w:lang w:eastAsia="es-PE"/>
-        </w:rPr>
-        <w:t xml:space="preserve"> </w:t>
-      </w:r>
-      <w:proofErr w:type="spellStart"/>
-      <w:r>
-        <w:rPr>
-          <w:rFonts w:ascii="Times New Roman" w:eastAsia="Times New Roman" w:hAnsi="Times New Roman" w:cs="Times New Roman"/>
-          <w:sz w:val="24"/>
-          <w:szCs w:val="24"/>
-          <w:lang w:eastAsia="es-PE"/>
-        </w:rPr>
-        <w:t>dormancy</w:t>
-      </w:r>
-      <w:proofErr w:type="spellEnd"/>
-      <w:r>
-        <w:rPr>
-          <w:rFonts w:ascii="Times New Roman" w:eastAsia="Times New Roman" w:hAnsi="Times New Roman" w:cs="Times New Roman"/>
-          <w:sz w:val="24"/>
-          <w:szCs w:val="24"/>
-          <w:lang w:eastAsia="es-PE"/>
-        </w:rPr>
-        <w:t xml:space="preserve"> and </w:t>
-      </w:r>
-      <w:proofErr w:type="spellStart"/>
-      <w:r>
-        <w:rPr>
-          <w:rFonts w:ascii="Times New Roman" w:eastAsia="Times New Roman" w:hAnsi="Times New Roman" w:cs="Times New Roman"/>
-          <w:sz w:val="24"/>
-          <w:szCs w:val="24"/>
-          <w:lang w:eastAsia="es-PE"/>
-        </w:rPr>
-        <w:t>the</w:t>
-      </w:r>
-      <w:proofErr w:type="spellEnd"/>
-      <w:r>
-        <w:rPr>
-          <w:rFonts w:ascii="Times New Roman" w:eastAsia="Times New Roman" w:hAnsi="Times New Roman" w:cs="Times New Roman"/>
-          <w:sz w:val="24"/>
-          <w:szCs w:val="24"/>
-          <w:lang w:eastAsia="es-PE"/>
-        </w:rPr>
-        <w:t xml:space="preserve"> control </w:t>
-      </w:r>
-      <w:proofErr w:type="spellStart"/>
-      <w:r>
-        <w:rPr>
-          <w:rFonts w:ascii="Times New Roman" w:eastAsia="Times New Roman" w:hAnsi="Times New Roman" w:cs="Times New Roman"/>
-          <w:sz w:val="24"/>
-          <w:szCs w:val="24"/>
-          <w:lang w:eastAsia="es-PE"/>
-        </w:rPr>
-        <w:t>of</w:t>
-      </w:r>
-      <w:proofErr w:type="spellEnd"/>
-      <w:r>
-        <w:rPr>
-          <w:rFonts w:ascii="Times New Roman" w:eastAsia="Times New Roman" w:hAnsi="Times New Roman" w:cs="Times New Roman"/>
-          <w:sz w:val="24"/>
-          <w:szCs w:val="24"/>
-          <w:lang w:eastAsia="es-PE"/>
-        </w:rPr>
-        <w:t xml:space="preserve"> </w:t>
-      </w:r>
-      <w:proofErr w:type="spellStart"/>
-      <w:r>
-        <w:rPr>
-          <w:rFonts w:ascii="Times New Roman" w:eastAsia="Times New Roman" w:hAnsi="Times New Roman" w:cs="Times New Roman"/>
-          <w:sz w:val="24"/>
-          <w:szCs w:val="24"/>
-          <w:lang w:eastAsia="es-PE"/>
-        </w:rPr>
-        <w:t>germination</w:t>
-      </w:r>
-      <w:proofErr w:type="spellEnd"/>
-      <w:r>
-        <w:rPr>
-          <w:rFonts w:ascii="Times New Roman" w:eastAsia="Times New Roman" w:hAnsi="Times New Roman" w:cs="Times New Roman"/>
-          <w:sz w:val="24"/>
-          <w:szCs w:val="24"/>
-          <w:lang w:eastAsia="es-PE"/>
-        </w:rPr>
-        <w:t xml:space="preserve">. </w:t>
-      </w:r>
-      <w:r>
-        <w:rPr>
-          <w:rFonts w:ascii="Times New Roman" w:eastAsia="Times New Roman" w:hAnsi="Times New Roman" w:cs="Times New Roman"/>
-          <w:i/>
-          <w:iCs/>
-          <w:sz w:val="24"/>
-          <w:szCs w:val="24"/>
-          <w:lang w:eastAsia="es-PE"/>
-        </w:rPr>
-        <w:t xml:space="preserve">New </w:t>
-      </w:r>
-      <w:proofErr w:type="spellStart"/>
-      <w:r>
-        <w:rPr>
-          <w:rFonts w:ascii="Times New Roman" w:eastAsia="Times New Roman" w:hAnsi="Times New Roman" w:cs="Times New Roman"/>
-          <w:i/>
-          <w:iCs/>
-          <w:sz w:val="24"/>
-          <w:szCs w:val="24"/>
-          <w:lang w:eastAsia="es-PE"/>
-        </w:rPr>
-        <w:t>Phytologist</w:t>
-      </w:r>
-      <w:proofErr w:type="spellEnd"/>
-      <w:r>
-        <w:rPr>
-          <w:rFonts w:ascii="Times New Roman" w:eastAsia="Times New Roman" w:hAnsi="Times New Roman" w:cs="Times New Roman"/>
-          <w:sz w:val="24"/>
-          <w:szCs w:val="24"/>
-          <w:lang w:eastAsia="es-PE"/>
-        </w:rPr>
         <w:t xml:space="preserve">, 171(3), 501–523. </w:t>
       </w:r>
-      <w:hyperlink r:id="rId12" w:history="1">
+      <w:hyperlink r:id="rId9" w:history="1">
         <w:r>
           <w:rPr>
             <w:rFonts w:ascii="Times New Roman" w:eastAsia="Times New Roman" w:hAnsi="Times New Roman" w:cs="Times New Roman"/>
@@ -3046,7 +1917,7 @@
           <w:rFonts w:ascii="Times New Roman" w:eastAsia="Times New Roman" w:hAnsi="Times New Roman" w:cs="Times New Roman"/>
           <w:sz w:val="24"/>
           <w:szCs w:val="24"/>
-          <w:lang w:eastAsia="es-PE"/>
+          <w:lang w:val="en-US" w:eastAsia="es-PE"/>
         </w:rPr>
       </w:pPr>
       <w:r>
@@ -3058,343 +1929,52 @@
         </w:rPr>
         <w:t xml:space="preserve">Hernández-Herrera, R. M., Santacruz-Ruvalcaba, F., Ruiz-López, M. A., Norrie, J., &amp; Hernández-Carmona, G. (2014). </w:t>
       </w:r>
-      <w:proofErr w:type="spellStart"/>
-      <w:r>
-        <w:rPr>
-          <w:rFonts w:ascii="Times New Roman" w:eastAsia="Times New Roman" w:hAnsi="Times New Roman" w:cs="Times New Roman"/>
-          <w:sz w:val="24"/>
-          <w:szCs w:val="24"/>
-          <w:lang w:eastAsia="es-PE"/>
-        </w:rPr>
-        <w:t>Effect</w:t>
-      </w:r>
-      <w:proofErr w:type="spellEnd"/>
-      <w:r>
-        <w:rPr>
-          <w:rFonts w:ascii="Times New Roman" w:eastAsia="Times New Roman" w:hAnsi="Times New Roman" w:cs="Times New Roman"/>
-          <w:sz w:val="24"/>
-          <w:szCs w:val="24"/>
-          <w:lang w:eastAsia="es-PE"/>
-        </w:rPr>
-        <w:t xml:space="preserve"> </w:t>
-      </w:r>
-      <w:proofErr w:type="spellStart"/>
-      <w:r>
-        <w:rPr>
-          <w:rFonts w:ascii="Times New Roman" w:eastAsia="Times New Roman" w:hAnsi="Times New Roman" w:cs="Times New Roman"/>
-          <w:sz w:val="24"/>
-          <w:szCs w:val="24"/>
-          <w:lang w:eastAsia="es-PE"/>
-        </w:rPr>
-        <w:t>of</w:t>
-      </w:r>
-      <w:proofErr w:type="spellEnd"/>
-      <w:r>
-        <w:rPr>
-          <w:rFonts w:ascii="Times New Roman" w:eastAsia="Times New Roman" w:hAnsi="Times New Roman" w:cs="Times New Roman"/>
-          <w:sz w:val="24"/>
-          <w:szCs w:val="24"/>
-          <w:lang w:eastAsia="es-PE"/>
-        </w:rPr>
-        <w:t xml:space="preserve"> </w:t>
-      </w:r>
-      <w:proofErr w:type="spellStart"/>
-      <w:r>
-        <w:rPr>
-          <w:rFonts w:ascii="Times New Roman" w:eastAsia="Times New Roman" w:hAnsi="Times New Roman" w:cs="Times New Roman"/>
-          <w:sz w:val="24"/>
-          <w:szCs w:val="24"/>
-          <w:lang w:eastAsia="es-PE"/>
-        </w:rPr>
-        <w:t>liquid</w:t>
-      </w:r>
-      <w:proofErr w:type="spellEnd"/>
-      <w:r>
-        <w:rPr>
-          <w:rFonts w:ascii="Times New Roman" w:eastAsia="Times New Roman" w:hAnsi="Times New Roman" w:cs="Times New Roman"/>
-          <w:sz w:val="24"/>
-          <w:szCs w:val="24"/>
-          <w:lang w:eastAsia="es-PE"/>
-        </w:rPr>
-        <w:t xml:space="preserve"> </w:t>
-      </w:r>
-      <w:proofErr w:type="spellStart"/>
-      <w:r>
-        <w:rPr>
-          <w:rFonts w:ascii="Times New Roman" w:eastAsia="Times New Roman" w:hAnsi="Times New Roman" w:cs="Times New Roman"/>
-          <w:sz w:val="24"/>
-          <w:szCs w:val="24"/>
-          <w:lang w:eastAsia="es-PE"/>
-        </w:rPr>
-        <w:t>seaweed</w:t>
-      </w:r>
-      <w:proofErr w:type="spellEnd"/>
-      <w:r>
-        <w:rPr>
-          <w:rFonts w:ascii="Times New Roman" w:eastAsia="Times New Roman" w:hAnsi="Times New Roman" w:cs="Times New Roman"/>
-          <w:sz w:val="24"/>
-          <w:szCs w:val="24"/>
-          <w:lang w:eastAsia="es-PE"/>
-        </w:rPr>
-        <w:t xml:space="preserve"> </w:t>
-      </w:r>
-      <w:proofErr w:type="spellStart"/>
-      <w:r>
-        <w:rPr>
-          <w:rFonts w:ascii="Times New Roman" w:eastAsia="Times New Roman" w:hAnsi="Times New Roman" w:cs="Times New Roman"/>
-          <w:sz w:val="24"/>
-          <w:szCs w:val="24"/>
-          <w:lang w:eastAsia="es-PE"/>
-        </w:rPr>
-        <w:t>extracts</w:t>
-      </w:r>
-      <w:proofErr w:type="spellEnd"/>
-      <w:r>
-        <w:rPr>
-          <w:rFonts w:ascii="Times New Roman" w:eastAsia="Times New Roman" w:hAnsi="Times New Roman" w:cs="Times New Roman"/>
-          <w:sz w:val="24"/>
-          <w:szCs w:val="24"/>
-          <w:lang w:eastAsia="es-PE"/>
-        </w:rPr>
-        <w:t xml:space="preserve"> </w:t>
-      </w:r>
-      <w:proofErr w:type="spellStart"/>
-      <w:r>
-        <w:rPr>
-          <w:rFonts w:ascii="Times New Roman" w:eastAsia="Times New Roman" w:hAnsi="Times New Roman" w:cs="Times New Roman"/>
-          <w:sz w:val="24"/>
-          <w:szCs w:val="24"/>
-          <w:lang w:eastAsia="es-PE"/>
-        </w:rPr>
-        <w:t>on</w:t>
-      </w:r>
-      <w:proofErr w:type="spellEnd"/>
-      <w:r>
-        <w:rPr>
-          <w:rFonts w:ascii="Times New Roman" w:eastAsia="Times New Roman" w:hAnsi="Times New Roman" w:cs="Times New Roman"/>
-          <w:sz w:val="24"/>
-          <w:szCs w:val="24"/>
-          <w:lang w:eastAsia="es-PE"/>
-        </w:rPr>
-        <w:t xml:space="preserve"> </w:t>
-      </w:r>
-      <w:proofErr w:type="spellStart"/>
-      <w:r>
-        <w:rPr>
-          <w:rFonts w:ascii="Times New Roman" w:eastAsia="Times New Roman" w:hAnsi="Times New Roman" w:cs="Times New Roman"/>
-          <w:sz w:val="24"/>
-          <w:szCs w:val="24"/>
-          <w:lang w:eastAsia="es-PE"/>
-        </w:rPr>
-        <w:t>growth</w:t>
-      </w:r>
-      <w:proofErr w:type="spellEnd"/>
-      <w:r>
-        <w:rPr>
-          <w:rFonts w:ascii="Times New Roman" w:eastAsia="Times New Roman" w:hAnsi="Times New Roman" w:cs="Times New Roman"/>
-          <w:sz w:val="24"/>
-          <w:szCs w:val="24"/>
-          <w:lang w:eastAsia="es-PE"/>
-        </w:rPr>
-        <w:t xml:space="preserve"> </w:t>
-      </w:r>
-      <w:proofErr w:type="spellStart"/>
-      <w:r>
-        <w:rPr>
-          <w:rFonts w:ascii="Times New Roman" w:eastAsia="Times New Roman" w:hAnsi="Times New Roman" w:cs="Times New Roman"/>
-          <w:sz w:val="24"/>
-          <w:szCs w:val="24"/>
-          <w:lang w:eastAsia="es-PE"/>
-        </w:rPr>
-        <w:t>of</w:t>
-      </w:r>
-      <w:proofErr w:type="spellEnd"/>
-      <w:r>
-        <w:rPr>
-          <w:rFonts w:ascii="Times New Roman" w:eastAsia="Times New Roman" w:hAnsi="Times New Roman" w:cs="Times New Roman"/>
-          <w:sz w:val="24"/>
-          <w:szCs w:val="24"/>
-          <w:lang w:eastAsia="es-PE"/>
-        </w:rPr>
-        <w:t xml:space="preserve"> </w:t>
-      </w:r>
-      <w:proofErr w:type="spellStart"/>
-      <w:r>
-        <w:rPr>
-          <w:rFonts w:ascii="Times New Roman" w:eastAsia="Times New Roman" w:hAnsi="Times New Roman" w:cs="Times New Roman"/>
-          <w:sz w:val="24"/>
-          <w:szCs w:val="24"/>
-          <w:lang w:eastAsia="es-PE"/>
-        </w:rPr>
-        <w:t>tomato</w:t>
-      </w:r>
-      <w:proofErr w:type="spellEnd"/>
-      <w:r>
-        <w:rPr>
-          <w:rFonts w:ascii="Times New Roman" w:eastAsia="Times New Roman" w:hAnsi="Times New Roman" w:cs="Times New Roman"/>
-          <w:sz w:val="24"/>
-          <w:szCs w:val="24"/>
-          <w:lang w:eastAsia="es-PE"/>
-        </w:rPr>
-        <w:t xml:space="preserve"> </w:t>
-      </w:r>
-      <w:proofErr w:type="spellStart"/>
-      <w:r>
-        <w:rPr>
-          <w:rFonts w:ascii="Times New Roman" w:eastAsia="Times New Roman" w:hAnsi="Times New Roman" w:cs="Times New Roman"/>
-          <w:sz w:val="24"/>
-          <w:szCs w:val="24"/>
-          <w:lang w:eastAsia="es-PE"/>
-        </w:rPr>
-        <w:t>seedlings</w:t>
-      </w:r>
-      <w:proofErr w:type="spellEnd"/>
-      <w:r>
-        <w:rPr>
-          <w:rFonts w:ascii="Times New Roman" w:eastAsia="Times New Roman" w:hAnsi="Times New Roman" w:cs="Times New Roman"/>
-          <w:sz w:val="24"/>
-          <w:szCs w:val="24"/>
-          <w:lang w:eastAsia="es-PE"/>
-        </w:rPr>
-        <w:t xml:space="preserve"> (</w:t>
-      </w:r>
-      <w:proofErr w:type="spellStart"/>
-      <w:r>
-        <w:rPr>
-          <w:rFonts w:ascii="Times New Roman" w:eastAsia="Times New Roman" w:hAnsi="Times New Roman" w:cs="Times New Roman"/>
-          <w:i/>
-          <w:iCs/>
-          <w:sz w:val="24"/>
-          <w:szCs w:val="24"/>
-          <w:lang w:eastAsia="es-PE"/>
-        </w:rPr>
-        <w:t>Solanum</w:t>
-      </w:r>
-      <w:proofErr w:type="spellEnd"/>
-      <w:r>
-        <w:rPr>
-          <w:rFonts w:ascii="Times New Roman" w:eastAsia="Times New Roman" w:hAnsi="Times New Roman" w:cs="Times New Roman"/>
-          <w:i/>
-          <w:iCs/>
-          <w:sz w:val="24"/>
-          <w:szCs w:val="24"/>
-          <w:lang w:eastAsia="es-PE"/>
-        </w:rPr>
-        <w:t xml:space="preserve"> </w:t>
-      </w:r>
-      <w:proofErr w:type="spellStart"/>
-      <w:r>
-        <w:rPr>
-          <w:rFonts w:ascii="Times New Roman" w:eastAsia="Times New Roman" w:hAnsi="Times New Roman" w:cs="Times New Roman"/>
-          <w:i/>
-          <w:iCs/>
-          <w:sz w:val="24"/>
-          <w:szCs w:val="24"/>
-          <w:lang w:eastAsia="es-PE"/>
-        </w:rPr>
-        <w:t>lycopersicum</w:t>
-      </w:r>
-      <w:proofErr w:type="spellEnd"/>
-      <w:r>
-        <w:rPr>
-          <w:rFonts w:ascii="Times New Roman" w:eastAsia="Times New Roman" w:hAnsi="Times New Roman" w:cs="Times New Roman"/>
-          <w:sz w:val="24"/>
-          <w:szCs w:val="24"/>
-          <w:lang w:eastAsia="es-PE"/>
+      <w:r>
+        <w:rPr>
+          <w:rFonts w:ascii="Times New Roman" w:eastAsia="Times New Roman" w:hAnsi="Times New Roman" w:cs="Times New Roman"/>
+          <w:sz w:val="24"/>
+          <w:szCs w:val="24"/>
+          <w:lang w:val="en-US" w:eastAsia="es-PE"/>
+        </w:rPr>
+        <w:t>Effect of liquid seaweed extracts on growth of tomato seedlings (</w:t>
+      </w:r>
+      <w:r>
+        <w:rPr>
+          <w:rFonts w:ascii="Times New Roman" w:eastAsia="Times New Roman" w:hAnsi="Times New Roman" w:cs="Times New Roman"/>
+          <w:i/>
+          <w:iCs/>
+          <w:sz w:val="24"/>
+          <w:szCs w:val="24"/>
+          <w:lang w:val="en-US" w:eastAsia="es-PE"/>
+        </w:rPr>
+        <w:t>Solanum lycopersicum</w:t>
+      </w:r>
+      <w:r>
+        <w:rPr>
+          <w:rFonts w:ascii="Times New Roman" w:eastAsia="Times New Roman" w:hAnsi="Times New Roman" w:cs="Times New Roman"/>
+          <w:sz w:val="24"/>
+          <w:szCs w:val="24"/>
+          <w:lang w:val="en-US" w:eastAsia="es-PE"/>
         </w:rPr>
         <w:t xml:space="preserve"> L.). </w:t>
       </w:r>
-      <w:proofErr w:type="spellStart"/>
-      <w:r>
-        <w:rPr>
-          <w:rFonts w:ascii="Times New Roman" w:eastAsia="Times New Roman" w:hAnsi="Times New Roman" w:cs="Times New Roman"/>
-          <w:i/>
-          <w:iCs/>
-          <w:sz w:val="24"/>
-          <w:szCs w:val="24"/>
-          <w:lang w:eastAsia="es-PE"/>
-        </w:rPr>
-        <w:t>Journal</w:t>
-      </w:r>
-      <w:proofErr w:type="spellEnd"/>
-      <w:r>
-        <w:rPr>
-          <w:rFonts w:ascii="Times New Roman" w:eastAsia="Times New Roman" w:hAnsi="Times New Roman" w:cs="Times New Roman"/>
-          <w:i/>
-          <w:iCs/>
-          <w:sz w:val="24"/>
-          <w:szCs w:val="24"/>
-          <w:lang w:eastAsia="es-PE"/>
-        </w:rPr>
-        <w:t xml:space="preserve"> </w:t>
-      </w:r>
-      <w:proofErr w:type="spellStart"/>
-      <w:r>
-        <w:rPr>
-          <w:rFonts w:ascii="Times New Roman" w:eastAsia="Times New Roman" w:hAnsi="Times New Roman" w:cs="Times New Roman"/>
-          <w:i/>
-          <w:iCs/>
-          <w:sz w:val="24"/>
-          <w:szCs w:val="24"/>
-          <w:lang w:eastAsia="es-PE"/>
-        </w:rPr>
-        <w:t>of</w:t>
-      </w:r>
-      <w:proofErr w:type="spellEnd"/>
-      <w:r>
-        <w:rPr>
-          <w:rFonts w:ascii="Times New Roman" w:eastAsia="Times New Roman" w:hAnsi="Times New Roman" w:cs="Times New Roman"/>
-          <w:i/>
-          <w:iCs/>
-          <w:sz w:val="24"/>
-          <w:szCs w:val="24"/>
-          <w:lang w:eastAsia="es-PE"/>
-        </w:rPr>
-        <w:t xml:space="preserve"> </w:t>
-      </w:r>
-      <w:proofErr w:type="spellStart"/>
-      <w:r>
-        <w:rPr>
-          <w:rFonts w:ascii="Times New Roman" w:eastAsia="Times New Roman" w:hAnsi="Times New Roman" w:cs="Times New Roman"/>
-          <w:i/>
-          <w:iCs/>
-          <w:sz w:val="24"/>
-          <w:szCs w:val="24"/>
-          <w:lang w:eastAsia="es-PE"/>
-        </w:rPr>
-        <w:t>Applied</w:t>
-      </w:r>
-      <w:proofErr w:type="spellEnd"/>
-      <w:r>
-        <w:rPr>
-          <w:rFonts w:ascii="Times New Roman" w:eastAsia="Times New Roman" w:hAnsi="Times New Roman" w:cs="Times New Roman"/>
-          <w:i/>
-          <w:iCs/>
-          <w:sz w:val="24"/>
-          <w:szCs w:val="24"/>
-          <w:lang w:eastAsia="es-PE"/>
-        </w:rPr>
-        <w:t xml:space="preserve"> </w:t>
-      </w:r>
-      <w:proofErr w:type="spellStart"/>
-      <w:r>
-        <w:rPr>
-          <w:rFonts w:ascii="Times New Roman" w:eastAsia="Times New Roman" w:hAnsi="Times New Roman" w:cs="Times New Roman"/>
-          <w:i/>
-          <w:iCs/>
-          <w:sz w:val="24"/>
-          <w:szCs w:val="24"/>
-          <w:lang w:eastAsia="es-PE"/>
-        </w:rPr>
-        <w:t>Phycology</w:t>
-      </w:r>
-      <w:proofErr w:type="spellEnd"/>
-      <w:r>
-        <w:rPr>
-          <w:rFonts w:ascii="Times New Roman" w:eastAsia="Times New Roman" w:hAnsi="Times New Roman" w:cs="Times New Roman"/>
-          <w:sz w:val="24"/>
-          <w:szCs w:val="24"/>
-          <w:lang w:eastAsia="es-PE"/>
+      <w:r>
+        <w:rPr>
+          <w:rFonts w:ascii="Times New Roman" w:eastAsia="Times New Roman" w:hAnsi="Times New Roman" w:cs="Times New Roman"/>
+          <w:i/>
+          <w:iCs/>
+          <w:sz w:val="24"/>
+          <w:szCs w:val="24"/>
+          <w:lang w:val="en-US" w:eastAsia="es-PE"/>
+        </w:rPr>
+        <w:t>Journal of Applied Phycology</w:t>
+      </w:r>
+      <w:r>
+        <w:rPr>
+          <w:rFonts w:ascii="Times New Roman" w:eastAsia="Times New Roman" w:hAnsi="Times New Roman" w:cs="Times New Roman"/>
+          <w:sz w:val="24"/>
+          <w:szCs w:val="24"/>
+          <w:lang w:val="en-US" w:eastAsia="es-PE"/>
         </w:rPr>
         <w:t>, 26(1), 619–628.</w:t>
       </w:r>
@@ -3408,17 +1988,17 @@
           <w:rFonts w:ascii="Times New Roman" w:eastAsia="Times New Roman" w:hAnsi="Times New Roman" w:cs="Times New Roman"/>
           <w:sz w:val="24"/>
           <w:szCs w:val="24"/>
-          <w:lang w:eastAsia="es-PE"/>
-        </w:rPr>
-      </w:pPr>
-      <w:r>
-        <w:rPr>
-          <w:rFonts w:ascii="Times New Roman" w:eastAsia="Times New Roman" w:hAnsi="Times New Roman" w:cs="Times New Roman"/>
-          <w:sz w:val="24"/>
-          <w:szCs w:val="24"/>
-          <w:lang w:eastAsia="es-PE"/>
-        </w:rPr>
-        <w:t xml:space="preserve">Nascimento, W. M., &amp; </w:t>
+          <w:lang w:val="en-US" w:eastAsia="es-PE"/>
+        </w:rPr>
+      </w:pPr>
+      <w:r>
+        <w:rPr>
+          <w:rFonts w:ascii="Times New Roman" w:eastAsia="Times New Roman" w:hAnsi="Times New Roman" w:cs="Times New Roman"/>
+          <w:sz w:val="24"/>
+          <w:szCs w:val="24"/>
+          <w:lang w:val="en-US" w:eastAsia="es-PE"/>
+        </w:rPr>
+        <w:t xml:space="preserve">Nascimento, W. M., &amp; Cantliffe, D. J. (2002). </w:t>
       </w:r>
       <w:proofErr w:type="spellStart"/>
       <w:r>
@@ -3428,7 +2008,7 @@
           <w:szCs w:val="24"/>
           <w:lang w:eastAsia="es-PE"/>
         </w:rPr>
-        <w:t>Cantliffe</w:t>
+        <w:t>Germinação</w:t>
       </w:r>
       <w:proofErr w:type="spellEnd"/>
       <w:r>
@@ -3438,7 +2018,7 @@
           <w:szCs w:val="24"/>
           <w:lang w:eastAsia="es-PE"/>
         </w:rPr>
-        <w:t xml:space="preserve">, D. J. (2002). </w:t>
+        <w:t xml:space="preserve"> de </w:t>
       </w:r>
       <w:proofErr w:type="spellStart"/>
       <w:r>
@@ -3448,7 +2028,7 @@
           <w:szCs w:val="24"/>
           <w:lang w:eastAsia="es-PE"/>
         </w:rPr>
-        <w:t>Germinação</w:t>
+        <w:t>sementes</w:t>
       </w:r>
       <w:proofErr w:type="spellEnd"/>
       <w:r>
@@ -3468,7 +2048,7 @@
           <w:szCs w:val="24"/>
           <w:lang w:eastAsia="es-PE"/>
         </w:rPr>
-        <w:t>sementes</w:t>
+        <w:t>alface</w:t>
       </w:r>
       <w:proofErr w:type="spellEnd"/>
       <w:r>
@@ -3478,7 +2058,7 @@
           <w:szCs w:val="24"/>
           <w:lang w:eastAsia="es-PE"/>
         </w:rPr>
-        <w:t xml:space="preserve"> de </w:t>
+        <w:t xml:space="preserve"> </w:t>
       </w:r>
       <w:proofErr w:type="spellStart"/>
       <w:r>
@@ -3488,7 +2068,7 @@
           <w:szCs w:val="24"/>
           <w:lang w:eastAsia="es-PE"/>
         </w:rPr>
-        <w:t>alface</w:t>
+        <w:t>sob</w:t>
       </w:r>
       <w:proofErr w:type="spellEnd"/>
       <w:r>
@@ -3498,26 +2078,6 @@
           <w:szCs w:val="24"/>
           <w:lang w:eastAsia="es-PE"/>
         </w:rPr>
-        <w:t xml:space="preserve"> </w:t>
-      </w:r>
-      <w:proofErr w:type="spellStart"/>
-      <w:r>
-        <w:rPr>
-          <w:rFonts w:ascii="Times New Roman" w:eastAsia="Times New Roman" w:hAnsi="Times New Roman" w:cs="Times New Roman"/>
-          <w:sz w:val="24"/>
-          <w:szCs w:val="24"/>
-          <w:lang w:eastAsia="es-PE"/>
-        </w:rPr>
-        <w:t>sob</w:t>
-      </w:r>
-      <w:proofErr w:type="spellEnd"/>
-      <w:r>
-        <w:rPr>
-          <w:rFonts w:ascii="Times New Roman" w:eastAsia="Times New Roman" w:hAnsi="Times New Roman" w:cs="Times New Roman"/>
-          <w:sz w:val="24"/>
-          <w:szCs w:val="24"/>
-          <w:lang w:eastAsia="es-PE"/>
-        </w:rPr>
         <w:t xml:space="preserve"> altas temperaturas. </w:t>
       </w:r>
       <w:r>
@@ -3527,40 +2087,16 @@
           <w:iCs/>
           <w:sz w:val="24"/>
           <w:szCs w:val="24"/>
-          <w:lang w:eastAsia="es-PE"/>
-        </w:rPr>
-        <w:t xml:space="preserve">Pesquisa </w:t>
-      </w:r>
-      <w:proofErr w:type="spellStart"/>
-      <w:r>
-        <w:rPr>
-          <w:rFonts w:ascii="Times New Roman" w:eastAsia="Times New Roman" w:hAnsi="Times New Roman" w:cs="Times New Roman"/>
-          <w:i/>
-          <w:iCs/>
-          <w:sz w:val="24"/>
-          <w:szCs w:val="24"/>
-          <w:lang w:eastAsia="es-PE"/>
-        </w:rPr>
-        <w:t>Agropecuária</w:t>
-      </w:r>
-      <w:proofErr w:type="spellEnd"/>
-      <w:r>
-        <w:rPr>
-          <w:rFonts w:ascii="Times New Roman" w:eastAsia="Times New Roman" w:hAnsi="Times New Roman" w:cs="Times New Roman"/>
-          <w:i/>
-          <w:iCs/>
-          <w:sz w:val="24"/>
-          <w:szCs w:val="24"/>
-          <w:lang w:eastAsia="es-PE"/>
-        </w:rPr>
-        <w:t xml:space="preserve"> Brasileira</w:t>
-      </w:r>
-      <w:r>
-        <w:rPr>
-          <w:rFonts w:ascii="Times New Roman" w:eastAsia="Times New Roman" w:hAnsi="Times New Roman" w:cs="Times New Roman"/>
-          <w:sz w:val="24"/>
-          <w:szCs w:val="24"/>
-          <w:lang w:eastAsia="es-PE"/>
+          <w:lang w:val="en-US" w:eastAsia="es-PE"/>
+        </w:rPr>
+        <w:t>Pesquisa Agropecuária Brasileira</w:t>
+      </w:r>
+      <w:r>
+        <w:rPr>
+          <w:rFonts w:ascii="Times New Roman" w:eastAsia="Times New Roman" w:hAnsi="Times New Roman" w:cs="Times New Roman"/>
+          <w:sz w:val="24"/>
+          <w:szCs w:val="24"/>
+          <w:lang w:val="en-US" w:eastAsia="es-PE"/>
         </w:rPr>
         <w:t>, 37(12), 1747–1751.</w:t>
       </w:r>
@@ -3574,193 +2110,65 @@
           <w:rFonts w:ascii="Times New Roman" w:eastAsia="Times New Roman" w:hAnsi="Times New Roman" w:cs="Times New Roman"/>
           <w:sz w:val="24"/>
           <w:szCs w:val="24"/>
-          <w:lang w:eastAsia="es-PE"/>
-        </w:rPr>
-      </w:pPr>
-      <w:proofErr w:type="spellStart"/>
-      <w:r>
-        <w:rPr>
-          <w:rFonts w:ascii="Times New Roman" w:eastAsia="Times New Roman" w:hAnsi="Times New Roman" w:cs="Times New Roman"/>
-          <w:sz w:val="24"/>
-          <w:szCs w:val="24"/>
-          <w:lang w:eastAsia="es-PE"/>
+          <w:lang w:val="en-US" w:eastAsia="es-PE"/>
+        </w:rPr>
+      </w:pPr>
+      <w:r>
+        <w:rPr>
+          <w:rFonts w:ascii="Times New Roman" w:eastAsia="Times New Roman" w:hAnsi="Times New Roman" w:cs="Times New Roman"/>
+          <w:sz w:val="24"/>
+          <w:szCs w:val="24"/>
+          <w:lang w:val="en-US" w:eastAsia="es-PE"/>
         </w:rPr>
         <w:lastRenderedPageBreak/>
-        <w:t>Quail</w:t>
-      </w:r>
-      <w:proofErr w:type="spellEnd"/>
-      <w:r>
-        <w:rPr>
-          <w:rFonts w:ascii="Times New Roman" w:eastAsia="Times New Roman" w:hAnsi="Times New Roman" w:cs="Times New Roman"/>
-          <w:sz w:val="24"/>
-          <w:szCs w:val="24"/>
-          <w:lang w:eastAsia="es-PE"/>
-        </w:rPr>
-        <w:t xml:space="preserve">, P. H. (2002). </w:t>
-      </w:r>
-      <w:proofErr w:type="spellStart"/>
-      <w:r>
-        <w:rPr>
-          <w:rFonts w:ascii="Times New Roman" w:eastAsia="Times New Roman" w:hAnsi="Times New Roman" w:cs="Times New Roman"/>
-          <w:sz w:val="24"/>
-          <w:szCs w:val="24"/>
-          <w:lang w:eastAsia="es-PE"/>
-        </w:rPr>
-        <w:t>Phytochrome</w:t>
-      </w:r>
-      <w:proofErr w:type="spellEnd"/>
-      <w:r>
-        <w:rPr>
-          <w:rFonts w:ascii="Times New Roman" w:eastAsia="Times New Roman" w:hAnsi="Times New Roman" w:cs="Times New Roman"/>
-          <w:sz w:val="24"/>
-          <w:szCs w:val="24"/>
-          <w:lang w:eastAsia="es-PE"/>
-        </w:rPr>
-        <w:t xml:space="preserve"> </w:t>
-      </w:r>
-      <w:proofErr w:type="spellStart"/>
-      <w:r>
-        <w:rPr>
-          <w:rFonts w:ascii="Times New Roman" w:eastAsia="Times New Roman" w:hAnsi="Times New Roman" w:cs="Times New Roman"/>
-          <w:sz w:val="24"/>
-          <w:szCs w:val="24"/>
-          <w:lang w:eastAsia="es-PE"/>
-        </w:rPr>
-        <w:t>photosensory</w:t>
-      </w:r>
-      <w:proofErr w:type="spellEnd"/>
-      <w:r>
-        <w:rPr>
-          <w:rFonts w:ascii="Times New Roman" w:eastAsia="Times New Roman" w:hAnsi="Times New Roman" w:cs="Times New Roman"/>
-          <w:sz w:val="24"/>
-          <w:szCs w:val="24"/>
-          <w:lang w:eastAsia="es-PE"/>
-        </w:rPr>
-        <w:t xml:space="preserve"> </w:t>
-      </w:r>
-      <w:proofErr w:type="spellStart"/>
-      <w:r>
-        <w:rPr>
-          <w:rFonts w:ascii="Times New Roman" w:eastAsia="Times New Roman" w:hAnsi="Times New Roman" w:cs="Times New Roman"/>
-          <w:sz w:val="24"/>
-          <w:szCs w:val="24"/>
-          <w:lang w:eastAsia="es-PE"/>
-        </w:rPr>
-        <w:t>signalling</w:t>
-      </w:r>
-      <w:proofErr w:type="spellEnd"/>
-      <w:r>
-        <w:rPr>
-          <w:rFonts w:ascii="Times New Roman" w:eastAsia="Times New Roman" w:hAnsi="Times New Roman" w:cs="Times New Roman"/>
-          <w:sz w:val="24"/>
-          <w:szCs w:val="24"/>
-          <w:lang w:eastAsia="es-PE"/>
-        </w:rPr>
-        <w:t xml:space="preserve"> </w:t>
-      </w:r>
-      <w:proofErr w:type="spellStart"/>
-      <w:r>
-        <w:rPr>
-          <w:rFonts w:ascii="Times New Roman" w:eastAsia="Times New Roman" w:hAnsi="Times New Roman" w:cs="Times New Roman"/>
-          <w:sz w:val="24"/>
-          <w:szCs w:val="24"/>
-          <w:lang w:eastAsia="es-PE"/>
-        </w:rPr>
-        <w:t>networks</w:t>
-      </w:r>
-      <w:proofErr w:type="spellEnd"/>
-      <w:r>
-        <w:rPr>
-          <w:rFonts w:ascii="Times New Roman" w:eastAsia="Times New Roman" w:hAnsi="Times New Roman" w:cs="Times New Roman"/>
-          <w:sz w:val="24"/>
-          <w:szCs w:val="24"/>
-          <w:lang w:eastAsia="es-PE"/>
-        </w:rPr>
-        <w:t xml:space="preserve">. </w:t>
-      </w:r>
-      <w:proofErr w:type="spellStart"/>
-      <w:r>
-        <w:rPr>
-          <w:rFonts w:ascii="Times New Roman" w:eastAsia="Times New Roman" w:hAnsi="Times New Roman" w:cs="Times New Roman"/>
-          <w:i/>
-          <w:iCs/>
-          <w:sz w:val="24"/>
-          <w:szCs w:val="24"/>
-          <w:lang w:eastAsia="es-PE"/>
-        </w:rPr>
-        <w:t>Nature</w:t>
-      </w:r>
-      <w:proofErr w:type="spellEnd"/>
-      <w:r>
-        <w:rPr>
-          <w:rFonts w:ascii="Times New Roman" w:eastAsia="Times New Roman" w:hAnsi="Times New Roman" w:cs="Times New Roman"/>
-          <w:i/>
-          <w:iCs/>
-          <w:sz w:val="24"/>
-          <w:szCs w:val="24"/>
-          <w:lang w:eastAsia="es-PE"/>
-        </w:rPr>
-        <w:t xml:space="preserve"> </w:t>
-      </w:r>
-      <w:proofErr w:type="spellStart"/>
-      <w:r>
-        <w:rPr>
-          <w:rFonts w:ascii="Times New Roman" w:eastAsia="Times New Roman" w:hAnsi="Times New Roman" w:cs="Times New Roman"/>
-          <w:i/>
-          <w:iCs/>
-          <w:sz w:val="24"/>
-          <w:szCs w:val="24"/>
-          <w:lang w:eastAsia="es-PE"/>
-        </w:rPr>
-        <w:t>Reviews</w:t>
-      </w:r>
-      <w:proofErr w:type="spellEnd"/>
-      <w:r>
-        <w:rPr>
-          <w:rFonts w:ascii="Times New Roman" w:eastAsia="Times New Roman" w:hAnsi="Times New Roman" w:cs="Times New Roman"/>
-          <w:i/>
-          <w:iCs/>
-          <w:sz w:val="24"/>
-          <w:szCs w:val="24"/>
-          <w:lang w:eastAsia="es-PE"/>
-        </w:rPr>
-        <w:t xml:space="preserve"> Molecular Cell </w:t>
-      </w:r>
-      <w:proofErr w:type="spellStart"/>
-      <w:r>
-        <w:rPr>
-          <w:rFonts w:ascii="Times New Roman" w:eastAsia="Times New Roman" w:hAnsi="Times New Roman" w:cs="Times New Roman"/>
-          <w:i/>
-          <w:iCs/>
-          <w:sz w:val="24"/>
-          <w:szCs w:val="24"/>
-          <w:lang w:eastAsia="es-PE"/>
-        </w:rPr>
-        <w:t>Biology</w:t>
-      </w:r>
-      <w:proofErr w:type="spellEnd"/>
-      <w:r>
-        <w:rPr>
-          <w:rFonts w:ascii="Times New Roman" w:eastAsia="Times New Roman" w:hAnsi="Times New Roman" w:cs="Times New Roman"/>
-          <w:sz w:val="24"/>
-          <w:szCs w:val="24"/>
-          <w:lang w:eastAsia="es-PE"/>
+        <w:t xml:space="preserve">Quail, P. H. (2002). Phytochrome photosensory signalling networks. </w:t>
+      </w:r>
+      <w:r>
+        <w:rPr>
+          <w:rFonts w:ascii="Times New Roman" w:eastAsia="Times New Roman" w:hAnsi="Times New Roman" w:cs="Times New Roman"/>
+          <w:i/>
+          <w:iCs/>
+          <w:sz w:val="24"/>
+          <w:szCs w:val="24"/>
+          <w:lang w:val="en-US" w:eastAsia="es-PE"/>
+        </w:rPr>
+        <w:t>Nature Reviews Molecular Cell Biology</w:t>
+      </w:r>
+      <w:r>
+        <w:rPr>
+          <w:rFonts w:ascii="Times New Roman" w:eastAsia="Times New Roman" w:hAnsi="Times New Roman" w:cs="Times New Roman"/>
+          <w:sz w:val="24"/>
+          <w:szCs w:val="24"/>
+          <w:lang w:val="en-US" w:eastAsia="es-PE"/>
         </w:rPr>
         <w:t xml:space="preserve">, 3(2), 85–93. </w:t>
       </w:r>
-      <w:hyperlink r:id="rId13" w:history="1">
-        <w:r>
-          <w:rPr>
-            <w:rFonts w:ascii="Times New Roman" w:eastAsia="Times New Roman" w:hAnsi="Times New Roman" w:cs="Times New Roman"/>
-            <w:color w:val="0000FF"/>
-            <w:sz w:val="24"/>
-            <w:szCs w:val="24"/>
-            <w:u w:val="single"/>
-            <w:lang w:eastAsia="es-PE"/>
-          </w:rPr>
-          <w:t>https://doi.org/10.1038/nrm728</w:t>
-        </w:r>
-      </w:hyperlink>
+      <w:r>
+        <w:fldChar w:fldCharType="begin"/>
+      </w:r>
+      <w:r>
+        <w:rPr>
+          <w:lang w:val="en-US"/>
+        </w:rPr>
+        <w:instrText>HYPERLINK "https://doi.org/10.1038/nrm728"</w:instrText>
+      </w:r>
+      <w:r>
+        <w:fldChar w:fldCharType="separate"/>
+      </w:r>
+      <w:r>
+        <w:rPr>
+          <w:rFonts w:ascii="Times New Roman" w:eastAsia="Times New Roman" w:hAnsi="Times New Roman" w:cs="Times New Roman"/>
+          <w:color w:val="0000FF"/>
+          <w:sz w:val="24"/>
+          <w:szCs w:val="24"/>
+          <w:u w:val="single"/>
+          <w:lang w:val="en-US" w:eastAsia="es-PE"/>
+        </w:rPr>
+        <w:t>https://doi.org/10.1038/nrm728</w:t>
+      </w:r>
+      <w:r>
+        <w:fldChar w:fldCharType="end"/>
+      </w:r>
     </w:p>
     <w:p>
       <w:pPr>
@@ -3774,342 +2182,45 @@
           <w:lang w:eastAsia="es-PE"/>
         </w:rPr>
       </w:pPr>
-      <w:proofErr w:type="spellStart"/>
-      <w:r>
-        <w:rPr>
-          <w:rFonts w:ascii="Times New Roman" w:eastAsia="Times New Roman" w:hAnsi="Times New Roman" w:cs="Times New Roman"/>
-          <w:sz w:val="24"/>
-          <w:szCs w:val="24"/>
-          <w:lang w:eastAsia="es-PE"/>
-        </w:rPr>
-        <w:t>Yanniccari</w:t>
-      </w:r>
-      <w:proofErr w:type="spellEnd"/>
-      <w:r>
-        <w:rPr>
-          <w:rFonts w:ascii="Times New Roman" w:eastAsia="Times New Roman" w:hAnsi="Times New Roman" w:cs="Times New Roman"/>
-          <w:sz w:val="24"/>
-          <w:szCs w:val="24"/>
-          <w:lang w:eastAsia="es-PE"/>
-        </w:rPr>
-        <w:t xml:space="preserve">, M., </w:t>
-      </w:r>
-      <w:proofErr w:type="spellStart"/>
-      <w:r>
-        <w:rPr>
-          <w:rFonts w:ascii="Times New Roman" w:eastAsia="Times New Roman" w:hAnsi="Times New Roman" w:cs="Times New Roman"/>
-          <w:sz w:val="24"/>
-          <w:szCs w:val="24"/>
-          <w:lang w:eastAsia="es-PE"/>
-        </w:rPr>
-        <w:t>Tambussi</w:t>
-      </w:r>
-      <w:proofErr w:type="spellEnd"/>
-      <w:r>
-        <w:rPr>
-          <w:rFonts w:ascii="Times New Roman" w:eastAsia="Times New Roman" w:hAnsi="Times New Roman" w:cs="Times New Roman"/>
-          <w:sz w:val="24"/>
-          <w:szCs w:val="24"/>
-          <w:lang w:eastAsia="es-PE"/>
-        </w:rPr>
-        <w:t xml:space="preserve">, E., Istilart, C., &amp; Castro, A. M. (2012). </w:t>
-      </w:r>
-      <w:proofErr w:type="spellStart"/>
-      <w:r>
-        <w:rPr>
-          <w:rFonts w:ascii="Times New Roman" w:eastAsia="Times New Roman" w:hAnsi="Times New Roman" w:cs="Times New Roman"/>
-          <w:sz w:val="24"/>
-          <w:szCs w:val="24"/>
-          <w:lang w:eastAsia="es-PE"/>
-        </w:rPr>
-        <w:t>Glyphosate</w:t>
-      </w:r>
-      <w:proofErr w:type="spellEnd"/>
-      <w:r>
-        <w:rPr>
-          <w:rFonts w:ascii="Times New Roman" w:eastAsia="Times New Roman" w:hAnsi="Times New Roman" w:cs="Times New Roman"/>
-          <w:sz w:val="24"/>
-          <w:szCs w:val="24"/>
-          <w:lang w:eastAsia="es-PE"/>
-        </w:rPr>
-        <w:t xml:space="preserve"> </w:t>
-      </w:r>
-      <w:proofErr w:type="spellStart"/>
-      <w:r>
-        <w:rPr>
-          <w:rFonts w:ascii="Times New Roman" w:eastAsia="Times New Roman" w:hAnsi="Times New Roman" w:cs="Times New Roman"/>
-          <w:sz w:val="24"/>
-          <w:szCs w:val="24"/>
-          <w:lang w:eastAsia="es-PE"/>
-        </w:rPr>
-        <w:t>effects</w:t>
-      </w:r>
-      <w:proofErr w:type="spellEnd"/>
-      <w:r>
-        <w:rPr>
-          <w:rFonts w:ascii="Times New Roman" w:eastAsia="Times New Roman" w:hAnsi="Times New Roman" w:cs="Times New Roman"/>
-          <w:sz w:val="24"/>
-          <w:szCs w:val="24"/>
-          <w:lang w:eastAsia="es-PE"/>
-        </w:rPr>
-        <w:t xml:space="preserve"> </w:t>
-      </w:r>
-      <w:proofErr w:type="spellStart"/>
-      <w:r>
-        <w:rPr>
-          <w:rFonts w:ascii="Times New Roman" w:eastAsia="Times New Roman" w:hAnsi="Times New Roman" w:cs="Times New Roman"/>
-          <w:sz w:val="24"/>
-          <w:szCs w:val="24"/>
-          <w:lang w:eastAsia="es-PE"/>
-        </w:rPr>
-        <w:t>on</w:t>
-      </w:r>
-      <w:proofErr w:type="spellEnd"/>
-      <w:r>
-        <w:rPr>
-          <w:rFonts w:ascii="Times New Roman" w:eastAsia="Times New Roman" w:hAnsi="Times New Roman" w:cs="Times New Roman"/>
-          <w:sz w:val="24"/>
-          <w:szCs w:val="24"/>
-          <w:lang w:eastAsia="es-PE"/>
-        </w:rPr>
-        <w:t xml:space="preserve"> gas </w:t>
-      </w:r>
-      <w:proofErr w:type="spellStart"/>
-      <w:r>
-        <w:rPr>
-          <w:rFonts w:ascii="Times New Roman" w:eastAsia="Times New Roman" w:hAnsi="Times New Roman" w:cs="Times New Roman"/>
-          <w:sz w:val="24"/>
-          <w:szCs w:val="24"/>
-          <w:lang w:eastAsia="es-PE"/>
-        </w:rPr>
-        <w:t>exchange</w:t>
-      </w:r>
-      <w:proofErr w:type="spellEnd"/>
-      <w:r>
-        <w:rPr>
-          <w:rFonts w:ascii="Times New Roman" w:eastAsia="Times New Roman" w:hAnsi="Times New Roman" w:cs="Times New Roman"/>
-          <w:sz w:val="24"/>
-          <w:szCs w:val="24"/>
-          <w:lang w:eastAsia="es-PE"/>
-        </w:rPr>
-        <w:t xml:space="preserve"> and </w:t>
-      </w:r>
-      <w:proofErr w:type="spellStart"/>
-      <w:r>
-        <w:rPr>
-          <w:rFonts w:ascii="Times New Roman" w:eastAsia="Times New Roman" w:hAnsi="Times New Roman" w:cs="Times New Roman"/>
-          <w:sz w:val="24"/>
-          <w:szCs w:val="24"/>
-          <w:lang w:eastAsia="es-PE"/>
-        </w:rPr>
-        <w:t>growth</w:t>
-      </w:r>
-      <w:proofErr w:type="spellEnd"/>
-      <w:r>
-        <w:rPr>
-          <w:rFonts w:ascii="Times New Roman" w:eastAsia="Times New Roman" w:hAnsi="Times New Roman" w:cs="Times New Roman"/>
-          <w:sz w:val="24"/>
-          <w:szCs w:val="24"/>
-          <w:lang w:eastAsia="es-PE"/>
-        </w:rPr>
-        <w:t xml:space="preserve"> </w:t>
-      </w:r>
-      <w:proofErr w:type="spellStart"/>
-      <w:r>
-        <w:rPr>
-          <w:rFonts w:ascii="Times New Roman" w:eastAsia="Times New Roman" w:hAnsi="Times New Roman" w:cs="Times New Roman"/>
-          <w:sz w:val="24"/>
-          <w:szCs w:val="24"/>
-          <w:lang w:eastAsia="es-PE"/>
-        </w:rPr>
-        <w:t>of</w:t>
-      </w:r>
-      <w:proofErr w:type="spellEnd"/>
-      <w:r>
-        <w:rPr>
-          <w:rFonts w:ascii="Times New Roman" w:eastAsia="Times New Roman" w:hAnsi="Times New Roman" w:cs="Times New Roman"/>
-          <w:sz w:val="24"/>
-          <w:szCs w:val="24"/>
-          <w:lang w:eastAsia="es-PE"/>
-        </w:rPr>
-        <w:t xml:space="preserve"> </w:t>
-      </w:r>
-      <w:proofErr w:type="spellStart"/>
-      <w:r>
-        <w:rPr>
-          <w:rFonts w:ascii="Times New Roman" w:eastAsia="Times New Roman" w:hAnsi="Times New Roman" w:cs="Times New Roman"/>
-          <w:sz w:val="24"/>
-          <w:szCs w:val="24"/>
-          <w:lang w:eastAsia="es-PE"/>
-        </w:rPr>
-        <w:t>two</w:t>
-      </w:r>
-      <w:proofErr w:type="spellEnd"/>
-      <w:r>
-        <w:rPr>
-          <w:rFonts w:ascii="Times New Roman" w:eastAsia="Times New Roman" w:hAnsi="Times New Roman" w:cs="Times New Roman"/>
-          <w:sz w:val="24"/>
-          <w:szCs w:val="24"/>
-          <w:lang w:eastAsia="es-PE"/>
-        </w:rPr>
-        <w:t xml:space="preserve"> </w:t>
-      </w:r>
-      <w:proofErr w:type="spellStart"/>
-      <w:r>
-        <w:rPr>
-          <w:rFonts w:ascii="Times New Roman" w:eastAsia="Times New Roman" w:hAnsi="Times New Roman" w:cs="Times New Roman"/>
-          <w:i/>
-          <w:iCs/>
-          <w:sz w:val="24"/>
-          <w:szCs w:val="24"/>
-          <w:lang w:eastAsia="es-PE"/>
-        </w:rPr>
-        <w:t>Lolium</w:t>
-      </w:r>
-      <w:proofErr w:type="spellEnd"/>
-      <w:r>
-        <w:rPr>
-          <w:rFonts w:ascii="Times New Roman" w:eastAsia="Times New Roman" w:hAnsi="Times New Roman" w:cs="Times New Roman"/>
-          <w:i/>
-          <w:iCs/>
-          <w:sz w:val="24"/>
-          <w:szCs w:val="24"/>
-          <w:lang w:eastAsia="es-PE"/>
-        </w:rPr>
-        <w:t xml:space="preserve"> perenne</w:t>
-      </w:r>
-      <w:r>
-        <w:rPr>
-          <w:rFonts w:ascii="Times New Roman" w:eastAsia="Times New Roman" w:hAnsi="Times New Roman" w:cs="Times New Roman"/>
-          <w:sz w:val="24"/>
-          <w:szCs w:val="24"/>
-          <w:lang w:eastAsia="es-PE"/>
-        </w:rPr>
-        <w:t xml:space="preserve"> L. </w:t>
-      </w:r>
-      <w:proofErr w:type="spellStart"/>
-      <w:r>
-        <w:rPr>
-          <w:rFonts w:ascii="Times New Roman" w:eastAsia="Times New Roman" w:hAnsi="Times New Roman" w:cs="Times New Roman"/>
-          <w:sz w:val="24"/>
-          <w:szCs w:val="24"/>
-          <w:lang w:eastAsia="es-PE"/>
-        </w:rPr>
-        <w:t>biotypes</w:t>
-      </w:r>
-      <w:proofErr w:type="spellEnd"/>
-      <w:r>
-        <w:rPr>
-          <w:rFonts w:ascii="Times New Roman" w:eastAsia="Times New Roman" w:hAnsi="Times New Roman" w:cs="Times New Roman"/>
-          <w:sz w:val="24"/>
-          <w:szCs w:val="24"/>
-          <w:lang w:eastAsia="es-PE"/>
-        </w:rPr>
-        <w:t xml:space="preserve"> </w:t>
-      </w:r>
-      <w:proofErr w:type="spellStart"/>
-      <w:r>
-        <w:rPr>
-          <w:rFonts w:ascii="Times New Roman" w:eastAsia="Times New Roman" w:hAnsi="Times New Roman" w:cs="Times New Roman"/>
-          <w:sz w:val="24"/>
-          <w:szCs w:val="24"/>
-          <w:lang w:eastAsia="es-PE"/>
-        </w:rPr>
-        <w:t>with</w:t>
-      </w:r>
-      <w:proofErr w:type="spellEnd"/>
-      <w:r>
-        <w:rPr>
-          <w:rFonts w:ascii="Times New Roman" w:eastAsia="Times New Roman" w:hAnsi="Times New Roman" w:cs="Times New Roman"/>
-          <w:sz w:val="24"/>
-          <w:szCs w:val="24"/>
-          <w:lang w:eastAsia="es-PE"/>
-        </w:rPr>
-        <w:t xml:space="preserve"> </w:t>
-      </w:r>
-      <w:proofErr w:type="spellStart"/>
-      <w:r>
-        <w:rPr>
-          <w:rFonts w:ascii="Times New Roman" w:eastAsia="Times New Roman" w:hAnsi="Times New Roman" w:cs="Times New Roman"/>
-          <w:sz w:val="24"/>
-          <w:szCs w:val="24"/>
-          <w:lang w:eastAsia="es-PE"/>
-        </w:rPr>
-        <w:t>differential</w:t>
-      </w:r>
-      <w:proofErr w:type="spellEnd"/>
-      <w:r>
-        <w:rPr>
-          <w:rFonts w:ascii="Times New Roman" w:eastAsia="Times New Roman" w:hAnsi="Times New Roman" w:cs="Times New Roman"/>
-          <w:sz w:val="24"/>
-          <w:szCs w:val="24"/>
-          <w:lang w:eastAsia="es-PE"/>
-        </w:rPr>
-        <w:t xml:space="preserve"> </w:t>
-      </w:r>
-      <w:proofErr w:type="spellStart"/>
-      <w:r>
-        <w:rPr>
-          <w:rFonts w:ascii="Times New Roman" w:eastAsia="Times New Roman" w:hAnsi="Times New Roman" w:cs="Times New Roman"/>
-          <w:sz w:val="24"/>
-          <w:szCs w:val="24"/>
-          <w:lang w:eastAsia="es-PE"/>
-        </w:rPr>
-        <w:t>herbicide</w:t>
-      </w:r>
-      <w:proofErr w:type="spellEnd"/>
-      <w:r>
-        <w:rPr>
-          <w:rFonts w:ascii="Times New Roman" w:eastAsia="Times New Roman" w:hAnsi="Times New Roman" w:cs="Times New Roman"/>
-          <w:sz w:val="24"/>
-          <w:szCs w:val="24"/>
-          <w:lang w:eastAsia="es-PE"/>
-        </w:rPr>
-        <w:t xml:space="preserve"> </w:t>
-      </w:r>
-      <w:proofErr w:type="spellStart"/>
-      <w:r>
-        <w:rPr>
-          <w:rFonts w:ascii="Times New Roman" w:eastAsia="Times New Roman" w:hAnsi="Times New Roman" w:cs="Times New Roman"/>
-          <w:sz w:val="24"/>
-          <w:szCs w:val="24"/>
-          <w:lang w:eastAsia="es-PE"/>
-        </w:rPr>
-        <w:t>sensitivity</w:t>
-      </w:r>
-      <w:proofErr w:type="spellEnd"/>
-      <w:r>
-        <w:rPr>
-          <w:rFonts w:ascii="Times New Roman" w:eastAsia="Times New Roman" w:hAnsi="Times New Roman" w:cs="Times New Roman"/>
-          <w:sz w:val="24"/>
-          <w:szCs w:val="24"/>
-          <w:lang w:eastAsia="es-PE"/>
-        </w:rPr>
-        <w:t xml:space="preserve">. </w:t>
-      </w:r>
-      <w:proofErr w:type="spellStart"/>
-      <w:r>
-        <w:rPr>
-          <w:rFonts w:ascii="Times New Roman" w:eastAsia="Times New Roman" w:hAnsi="Times New Roman" w:cs="Times New Roman"/>
-          <w:i/>
-          <w:iCs/>
-          <w:sz w:val="24"/>
-          <w:szCs w:val="24"/>
-          <w:lang w:eastAsia="es-PE"/>
-        </w:rPr>
-        <w:t>Plant</w:t>
-      </w:r>
-      <w:proofErr w:type="spellEnd"/>
-      <w:r>
-        <w:rPr>
-          <w:rFonts w:ascii="Times New Roman" w:eastAsia="Times New Roman" w:hAnsi="Times New Roman" w:cs="Times New Roman"/>
-          <w:i/>
-          <w:iCs/>
-          <w:sz w:val="24"/>
-          <w:szCs w:val="24"/>
-          <w:lang w:eastAsia="es-PE"/>
-        </w:rPr>
-        <w:t xml:space="preserve"> </w:t>
+      <w:r>
+        <w:rPr>
+          <w:rFonts w:ascii="Times New Roman" w:eastAsia="Times New Roman" w:hAnsi="Times New Roman" w:cs="Times New Roman"/>
+          <w:sz w:val="24"/>
+          <w:szCs w:val="24"/>
+          <w:lang w:val="en-US" w:eastAsia="es-PE"/>
+        </w:rPr>
+        <w:t xml:space="preserve">Yanniccari, M., Tambussi, E., Istilart, C., &amp; Castro, A. M. (2012). Glyphosate effects on gas exchange and growth of two </w:t>
+      </w:r>
+      <w:r>
+        <w:rPr>
+          <w:rFonts w:ascii="Times New Roman" w:eastAsia="Times New Roman" w:hAnsi="Times New Roman" w:cs="Times New Roman"/>
+          <w:i/>
+          <w:iCs/>
+          <w:sz w:val="24"/>
+          <w:szCs w:val="24"/>
+          <w:lang w:val="en-US" w:eastAsia="es-PE"/>
+        </w:rPr>
+        <w:t>Lolium perenne</w:t>
+      </w:r>
+      <w:r>
+        <w:rPr>
+          <w:rFonts w:ascii="Times New Roman" w:eastAsia="Times New Roman" w:hAnsi="Times New Roman" w:cs="Times New Roman"/>
+          <w:sz w:val="24"/>
+          <w:szCs w:val="24"/>
+          <w:lang w:val="en-US" w:eastAsia="es-PE"/>
+        </w:rPr>
+        <w:t xml:space="preserve"> L. biotypes with differential herbicide sensitivity. </w:t>
+      </w:r>
+      <w:r>
+        <w:rPr>
+          <w:rFonts w:ascii="Times New Roman" w:eastAsia="Times New Roman" w:hAnsi="Times New Roman" w:cs="Times New Roman"/>
+          <w:i/>
+          <w:iCs/>
+          <w:sz w:val="24"/>
+          <w:szCs w:val="24"/>
+          <w:lang w:eastAsia="es-PE"/>
+        </w:rPr>
+        <w:t xml:space="preserve">Plant </w:t>
       </w:r>
       <w:proofErr w:type="spellStart"/>
       <w:r>
@@ -4169,7 +2280,7 @@
 </file>
 
 <file path=word/numbering.xml><?xml version="1.0" encoding="utf-8"?>
-<w:numbering xmlns:wpc="http://schemas.microsoft.com/office/word/2010/wordprocessingCanvas" xmlns:cx="http://schemas.microsoft.com/office/drawing/2014/chartex" xmlns:cx1="http://schemas.microsoft.com/office/drawing/2015/9/8/chartex" xmlns:cx2="http://schemas.microsoft.com/office/drawing/2015/10/21/chartex" xmlns:cx3="http://schemas.microsoft.com/office/drawing/2016/5/9/chartex" xmlns:cx4="http://schemas.microsoft.com/office/drawing/2016/5/10/chartex" xmlns:cx5="http://schemas.microsoft.com/office/drawing/2016/5/11/chartex" xmlns:cx6="http://schemas.microsoft.com/office/drawing/2016/5/12/chartex" xmlns:cx7="http://schemas.microsoft.com/office/drawing/2016/5/13/chartex" xmlns:cx8="http://schemas.microsoft.com/office/drawing/2016/5/14/chartex" xmlns:mc="http://schemas.openxmlformats.org/markup-compatibility/2006" xmlns:aink="http://schemas.microsoft.com/office/drawing/2016/ink" xmlns:am3d="http://schemas.microsoft.com/office/drawing/2017/model3d" xmlns:o="urn:schemas-microsoft-com:office:office" xmlns:r="http://schemas.openxmlformats.org/officeDocument/2006/relationships" xmlns:m="http://schemas.openxmlformats.org/officeDocument/2006/math" xmlns:v="urn:schemas-microsoft-com:vml" xmlns:wp14="http://schemas.microsoft.com/office/word/2010/wordprocessingDrawing" xmlns:wp="http://schemas.openxmlformats.org/drawingml/2006/wordprocessingDrawing" xmlns:w10="urn:schemas-microsoft-com:office:word" xmlns:w="http://schemas.openxmlformats.org/wordprocessingml/2006/main" xmlns:w14="http://schemas.microsoft.com/office/word/2010/wordml" xmlns:w15="http://schemas.microsoft.com/office/word/2012/wordml" xmlns:w16cex="http://schemas.microsoft.com/office/word/2018/wordml/cex" xmlns:w16cid="http://schemas.microsoft.com/office/word/2016/wordml/cid" xmlns:w16="http://schemas.microsoft.com/office/word/2018/wordml" xmlns:w16sdtdh="http://schemas.microsoft.com/office/word/2020/wordml/sdtdatahash" xmlns:w16se="http://schemas.microsoft.com/office/word/2015/wordml/symex" xmlns:wpg="http://schemas.microsoft.com/office/word/2010/wordprocessingGroup" xmlns:wpi="http://schemas.microsoft.com/office/word/2010/wordprocessingInk" xmlns:wne="http://schemas.microsoft.com/office/word/2006/wordml" xmlns:wps="http://schemas.microsoft.com/office/word/2010/wordprocessingShape" mc:Ignorable="w14 w15 w16se w16cid w16 w16cex w16sdtdh wp14">
+<w:numbering xmlns:wpc="http://schemas.microsoft.com/office/word/2010/wordprocessingCanvas" xmlns:cx="http://schemas.microsoft.com/office/drawing/2014/chartex" xmlns:cx1="http://schemas.microsoft.com/office/drawing/2015/9/8/chartex" xmlns:cx2="http://schemas.microsoft.com/office/drawing/2015/10/21/chartex" xmlns:cx3="http://schemas.microsoft.com/office/drawing/2016/5/9/chartex" xmlns:cx4="http://schemas.microsoft.com/office/drawing/2016/5/10/chartex" xmlns:cx5="http://schemas.microsoft.com/office/drawing/2016/5/11/chartex" xmlns:cx6="http://schemas.microsoft.com/office/drawing/2016/5/12/chartex" xmlns:cx7="http://schemas.microsoft.com/office/drawing/2016/5/13/chartex" xmlns:cx8="http://schemas.microsoft.com/office/drawing/2016/5/14/chartex" xmlns:mc="http://schemas.openxmlformats.org/markup-compatibility/2006" xmlns:aink="http://schemas.microsoft.com/office/drawing/2016/ink" xmlns:am3d="http://schemas.microsoft.com/office/drawing/2017/model3d" xmlns:o="urn:schemas-microsoft-com:office:office" xmlns:oel="http://schemas.microsoft.com/office/2019/extlst" xmlns:r="http://schemas.openxmlformats.org/officeDocument/2006/relationships" xmlns:m="http://schemas.openxmlformats.org/officeDocument/2006/math" xmlns:v="urn:schemas-microsoft-com:vml" xmlns:wp14="http://schemas.microsoft.com/office/word/2010/wordprocessingDrawing" xmlns:wp="http://schemas.openxmlformats.org/drawingml/2006/wordprocessingDrawing" xmlns:w10="urn:schemas-microsoft-com:office:word" xmlns:w="http://schemas.openxmlformats.org/wordprocessingml/2006/main" xmlns:w14="http://schemas.microsoft.com/office/word/2010/wordml" xmlns:w15="http://schemas.microsoft.com/office/word/2012/wordml" xmlns:w16cex="http://schemas.microsoft.com/office/word/2018/wordml/cex" xmlns:w16cid="http://schemas.microsoft.com/office/word/2016/wordml/cid" xmlns:w16="http://schemas.microsoft.com/office/word/2018/wordml" xmlns:w16du="http://schemas.microsoft.com/office/word/2023/wordml/word16du" xmlns:w16sdtdh="http://schemas.microsoft.com/office/word/2020/wordml/sdtdatahash" xmlns:w16sdtfl="http://schemas.microsoft.com/office/word/2024/wordml/sdtformatlock" xmlns:w16se="http://schemas.microsoft.com/office/word/2015/wordml/symex" xmlns:wpg="http://schemas.microsoft.com/office/word/2010/wordprocessingGroup" xmlns:wpi="http://schemas.microsoft.com/office/word/2010/wordprocessingInk" xmlns:wne="http://schemas.microsoft.com/office/word/2006/wordml" xmlns:wps="http://schemas.microsoft.com/office/word/2010/wordprocessingShape" mc:Ignorable="w14 w15 w16se w16cid w16 w16cex w16sdtdh w16sdtfl w16du wp14">
   <w:abstractNum w:abstractNumId="0" w15:restartNumberingAfterBreak="0">
     <w:nsid w:val="633D5D4E"/>
     <w:multiLevelType w:val="multilevel"/>
@@ -4319,14 +2430,14 @@
       </w:rPr>
     </w:lvl>
   </w:abstractNum>
-  <w:num w:numId="1">
+  <w:num w:numId="1" w16cid:durableId="534462170">
     <w:abstractNumId w:val="0"/>
   </w:num>
 </w:numbering>
 </file>
 
 <file path=word/styles.xml><?xml version="1.0" encoding="utf-8"?>
-<w:styles xmlns:mc="http://schemas.openxmlformats.org/markup-compatibility/2006" xmlns:r="http://schemas.openxmlformats.org/officeDocument/2006/relationships" xmlns:w="http://schemas.openxmlformats.org/wordprocessingml/2006/main" xmlns:w14="http://schemas.microsoft.com/office/word/2010/wordml" xmlns:w15="http://schemas.microsoft.com/office/word/2012/wordml" xmlns:w16cex="http://schemas.microsoft.com/office/word/2018/wordml/cex" xmlns:w16cid="http://schemas.microsoft.com/office/word/2016/wordml/cid" xmlns:w16="http://schemas.microsoft.com/office/word/2018/wordml" xmlns:w16sdtdh="http://schemas.microsoft.com/office/word/2020/wordml/sdtdatahash" xmlns:w16se="http://schemas.microsoft.com/office/word/2015/wordml/symex" mc:Ignorable="w14 w15 w16se w16cid w16 w16cex w16sdtdh">
+<w:styles xmlns:mc="http://schemas.openxmlformats.org/markup-compatibility/2006" xmlns:r="http://schemas.openxmlformats.org/officeDocument/2006/relationships" xmlns:w="http://schemas.openxmlformats.org/wordprocessingml/2006/main" xmlns:w14="http://schemas.microsoft.com/office/word/2010/wordml" xmlns:w15="http://schemas.microsoft.com/office/word/2012/wordml" xmlns:w16cex="http://schemas.microsoft.com/office/word/2018/wordml/cex" xmlns:w16cid="http://schemas.microsoft.com/office/word/2016/wordml/cid" xmlns:w16="http://schemas.microsoft.com/office/word/2018/wordml" xmlns:w16du="http://schemas.microsoft.com/office/word/2023/wordml/word16du" xmlns:w16sdtdh="http://schemas.microsoft.com/office/word/2020/wordml/sdtdatahash" xmlns:w16sdtfl="http://schemas.microsoft.com/office/word/2024/wordml/sdtformatlock" xmlns:w16se="http://schemas.microsoft.com/office/word/2015/wordml/symex" mc:Ignorable="w14 w15 w16se w16cid w16 w16cex w16sdtdh w16sdtfl w16du">
   <w:docDefaults>
     <w:rPrDefault>
       <w:rPr>
@@ -4724,10 +2835,10 @@
     <w:name w:val="Normal"/>
     <w:qFormat/>
   </w:style>
-  <w:style w:type="paragraph" w:styleId="Ttulo2">
+  <w:style w:type="paragraph" w:styleId="Heading2">
     <w:name w:val="heading 2"/>
     <w:basedOn w:val="Normal"/>
-    <w:link w:val="Ttulo2Car"/>
+    <w:link w:val="Heading2Char"/>
     <w:uiPriority w:val="9"/>
     <w:qFormat/>
     <w:rsid w:val="00E354FE"/>
@@ -4744,10 +2855,10 @@
       <w:lang w:eastAsia="es-PE"/>
     </w:rPr>
   </w:style>
-  <w:style w:type="paragraph" w:styleId="Ttulo3">
+  <w:style w:type="paragraph" w:styleId="Heading3">
     <w:name w:val="heading 3"/>
     <w:basedOn w:val="Normal"/>
-    <w:link w:val="Ttulo3Car"/>
+    <w:link w:val="Heading3Char"/>
     <w:uiPriority w:val="9"/>
     <w:qFormat/>
     <w:rsid w:val="00E354FE"/>
@@ -4764,13 +2875,13 @@
       <w:lang w:eastAsia="es-PE"/>
     </w:rPr>
   </w:style>
-  <w:style w:type="character" w:default="1" w:styleId="Fuentedeprrafopredeter">
+  <w:style w:type="character" w:default="1" w:styleId="DefaultParagraphFont">
     <w:name w:val="Default Paragraph Font"/>
     <w:uiPriority w:val="1"/>
     <w:semiHidden/>
     <w:unhideWhenUsed/>
   </w:style>
-  <w:style w:type="table" w:default="1" w:styleId="Tablanormal">
+  <w:style w:type="table" w:default="1" w:styleId="TableNormal">
     <w:name w:val="Normal Table"/>
     <w:uiPriority w:val="99"/>
     <w:semiHidden/>
@@ -4785,16 +2896,16 @@
       </w:tblCellMar>
     </w:tblPr>
   </w:style>
-  <w:style w:type="numbering" w:default="1" w:styleId="Sinlista">
+  <w:style w:type="numbering" w:default="1" w:styleId="NoList">
     <w:name w:val="No List"/>
     <w:uiPriority w:val="99"/>
     <w:semiHidden/>
     <w:unhideWhenUsed/>
   </w:style>
-  <w:style w:type="character" w:customStyle="1" w:styleId="Ttulo2Car">
-    <w:name w:val="Título 2 Car"/>
-    <w:basedOn w:val="Fuentedeprrafopredeter"/>
-    <w:link w:val="Ttulo2"/>
+  <w:style w:type="character" w:customStyle="1" w:styleId="Heading2Char">
+    <w:name w:val="Heading 2 Char"/>
+    <w:basedOn w:val="DefaultParagraphFont"/>
+    <w:link w:val="Heading2"/>
     <w:uiPriority w:val="9"/>
     <w:rsid w:val="00E354FE"/>
     <w:rPr>
@@ -4806,10 +2917,10 @@
       <w:lang w:eastAsia="es-PE"/>
     </w:rPr>
   </w:style>
-  <w:style w:type="character" w:customStyle="1" w:styleId="Ttulo3Car">
-    <w:name w:val="Título 3 Car"/>
-    <w:basedOn w:val="Fuentedeprrafopredeter"/>
-    <w:link w:val="Ttulo3"/>
+  <w:style w:type="character" w:customStyle="1" w:styleId="Heading3Char">
+    <w:name w:val="Heading 3 Char"/>
+    <w:basedOn w:val="DefaultParagraphFont"/>
+    <w:link w:val="Heading3"/>
     <w:uiPriority w:val="9"/>
     <w:rsid w:val="00E354FE"/>
     <w:rPr>
@@ -4835,9 +2946,9 @@
       <w:lang w:eastAsia="es-PE"/>
     </w:rPr>
   </w:style>
-  <w:style w:type="character" w:styleId="nfasis">
+  <w:style w:type="character" w:styleId="Emphasis">
     <w:name w:val="Emphasis"/>
-    <w:basedOn w:val="Fuentedeprrafopredeter"/>
+    <w:basedOn w:val="DefaultParagraphFont"/>
     <w:uiPriority w:val="20"/>
     <w:qFormat/>
     <w:rsid w:val="00E354FE"/>
@@ -4846,9 +2957,9 @@
       <w:iCs/>
     </w:rPr>
   </w:style>
-  <w:style w:type="character" w:styleId="Textoennegrita">
+  <w:style w:type="character" w:styleId="Strong">
     <w:name w:val="Strong"/>
-    <w:basedOn w:val="Fuentedeprrafopredeter"/>
+    <w:basedOn w:val="DefaultParagraphFont"/>
     <w:uiPriority w:val="22"/>
     <w:qFormat/>
     <w:rsid w:val="00E354FE"/>
@@ -4871,9 +2982,9 @@
       <w:lang w:eastAsia="es-PE"/>
     </w:rPr>
   </w:style>
-  <w:style w:type="character" w:styleId="Hipervnculo">
+  <w:style w:type="character" w:styleId="Hyperlink">
     <w:name w:val="Hyperlink"/>
-    <w:basedOn w:val="Fuentedeprrafopredeter"/>
+    <w:basedOn w:val="DefaultParagraphFont"/>
     <w:uiPriority w:val="99"/>
     <w:semiHidden/>
     <w:unhideWhenUsed/>
